--- a/lessons/7-1/downloads/reveal/teacher/7.1-homework-packet-level-1.docx
+++ b/lessons/7-1/downloads/reveal/teacher/7.1-homework-packet-level-1.docx
@@ -78,14 +78,15 @@
           <w:caps/>
           <w:color w:val="003A70"/>
           <w:spacing w:val="12"/>
-          <w:sz w:val="21"/>
+          <w:sz w:val="22"/>
           <w:szCs w:val="21"/>
         </w:rPr>
-        <w:t xml:space="preserve">Lesson 7-1  ·  Homework Packet  ·  Level 1  ·  Sheet 1 of 2</w:t>
+        <w:t xml:space="preserve">Lesson 7-1  ·  Homework Packet  ·  Supported  ·  Session 1 · pages 1–2</w:t>
       </w:r>
     </w:p>
     <w:p>
       <w:pPr>
+        <w:pStyle w:val="Heading1"/>
         <w:keepNext/>
         <w:spacing w:before="0" w:after="10" w:line="240" w:lineRule="auto"/>
       </w:pPr>
@@ -111,7 +112,7 @@
         <w:rPr>
           <w:rFonts w:ascii="Avenir Next" w:hAnsi="Avenir Next" w:cs="Avenir Next" w:eastAsia="Avenir Next"/>
           <w:color w:val="5A5F66"/>
-          <w:sz w:val="17"/>
+          <w:sz w:val="22"/>
           <w:szCs w:val="17"/>
         </w:rPr>
         <w:t xml:space="preserve">Maryland Standard 6.NS.C.5   ·   Learning target — I can write an integer for a real situation and name its opposite.</w:t>
@@ -158,6 +159,7 @@
           </w:tcPr>
           <w:p>
             <w:pPr>
+              <w:pStyle w:val="Heading2"/>
               <w:spacing w:before="0" w:after="40" w:line="264" w:lineRule="auto"/>
             </w:pPr>
             <w:r>
@@ -185,18 +187,18 @@
                 <w:rFonts w:ascii="Avenir Next" w:hAnsi="Avenir Next" w:cs="Avenir Next" w:eastAsia="Avenir Next"/>
                 <w:b/>
                 <w:color w:val="003A70"/>
+                <w:sz w:val="22"/>
+                <w:szCs w:val="18"/>
+              </w:rPr>
+              <w:t xml:space="preserve">•</w:t>
+            </w:r>
+            <w:r>
+              <w:rPr>
+                <w:rFonts w:ascii="Avenir Next" w:hAnsi="Avenir Next" w:cs="Avenir Next" w:eastAsia="Avenir Next"/>
+                <w:color w:val="1A1A1A"/>
                 <w:sz w:val="18"/>
                 <w:szCs w:val="18"/>
               </w:rPr>
-              <w:t xml:space="preserve">•</w:t>
-            </w:r>
-            <w:r>
-              <w:rPr>
-                <w:rFonts w:ascii="Avenir Next" w:hAnsi="Avenir Next" w:cs="Avenir Next" w:eastAsia="Avenir Next"/>
-                <w:color w:val="1A1A1A"/>
-                <w:sz w:val="18"/>
-                <w:szCs w:val="18"/>
-              </w:rPr>
               <w:tab/>
             </w:r>
             <w:r>
@@ -204,7 +206,7 @@
                 <w:rFonts w:ascii="Avenir Next" w:hAnsi="Avenir Next" w:cs="Avenir Next" w:eastAsia="Avenir Next"/>
                 <w:b/>
                 <w:color w:val="1A1A1A"/>
-                <w:sz w:val="18"/>
+                <w:sz w:val="22"/>
                 <w:szCs w:val="18"/>
               </w:rPr>
               <w:t xml:space="preserve">Integers</w:t>
@@ -213,7 +215,7 @@
               <w:rPr>
                 <w:rFonts w:ascii="Avenir Next" w:hAnsi="Avenir Next" w:cs="Avenir Next" w:eastAsia="Avenir Next"/>
                 <w:color w:val="1A1A1A"/>
-                <w:sz w:val="18"/>
+                <w:sz w:val="22"/>
                 <w:szCs w:val="18"/>
               </w:rPr>
               <w:t xml:space="preserve">: … −3, −2, −1, 0, 1, 2, 3 …</w:t>
@@ -232,18 +234,18 @@
                 <w:rFonts w:ascii="Avenir Next" w:hAnsi="Avenir Next" w:cs="Avenir Next" w:eastAsia="Avenir Next"/>
                 <w:b/>
                 <w:color w:val="003A70"/>
+                <w:sz w:val="22"/>
+                <w:szCs w:val="18"/>
+              </w:rPr>
+              <w:t xml:space="preserve">•</w:t>
+            </w:r>
+            <w:r>
+              <w:rPr>
+                <w:rFonts w:ascii="Avenir Next" w:hAnsi="Avenir Next" w:cs="Avenir Next" w:eastAsia="Avenir Next"/>
+                <w:color w:val="1A1A1A"/>
                 <w:sz w:val="18"/>
                 <w:szCs w:val="18"/>
               </w:rPr>
-              <w:t xml:space="preserve">•</w:t>
-            </w:r>
-            <w:r>
-              <w:rPr>
-                <w:rFonts w:ascii="Avenir Next" w:hAnsi="Avenir Next" w:cs="Avenir Next" w:eastAsia="Avenir Next"/>
-                <w:color w:val="1A1A1A"/>
-                <w:sz w:val="18"/>
-                <w:szCs w:val="18"/>
-              </w:rPr>
               <w:tab/>
             </w:r>
             <w:r>
@@ -251,7 +253,7 @@
                 <w:rFonts w:ascii="Avenir Next" w:hAnsi="Avenir Next" w:cs="Avenir Next" w:eastAsia="Avenir Next"/>
                 <w:b/>
                 <w:color w:val="1A1A1A"/>
-                <w:sz w:val="18"/>
+                <w:sz w:val="22"/>
                 <w:szCs w:val="18"/>
               </w:rPr>
               <w:t xml:space="preserve">Positive</w:t>
@@ -260,7 +262,7 @@
               <w:rPr>
                 <w:rFonts w:ascii="Avenir Next" w:hAnsi="Avenir Next" w:cs="Avenir Next" w:eastAsia="Avenir Next"/>
                 <w:color w:val="1A1A1A"/>
-                <w:sz w:val="18"/>
+                <w:sz w:val="22"/>
                 <w:szCs w:val="18"/>
               </w:rPr>
               <w:t xml:space="preserve"> = above 0 (gain, up). </w:t>
@@ -270,7 +272,7 @@
                 <w:rFonts w:ascii="Avenir Next" w:hAnsi="Avenir Next" w:cs="Avenir Next" w:eastAsia="Avenir Next"/>
                 <w:b/>
                 <w:color w:val="1A1A1A"/>
-                <w:sz w:val="18"/>
+                <w:sz w:val="22"/>
                 <w:szCs w:val="18"/>
               </w:rPr>
               <w:t xml:space="preserve">Negative</w:t>
@@ -279,7 +281,7 @@
               <w:rPr>
                 <w:rFonts w:ascii="Avenir Next" w:hAnsi="Avenir Next" w:cs="Avenir Next" w:eastAsia="Avenir Next"/>
                 <w:color w:val="1A1A1A"/>
-                <w:sz w:val="18"/>
+                <w:sz w:val="22"/>
                 <w:szCs w:val="18"/>
               </w:rPr>
               <w:t xml:space="preserve"> = below 0 (loss, down).</w:t>
@@ -298,18 +300,18 @@
                 <w:rFonts w:ascii="Avenir Next" w:hAnsi="Avenir Next" w:cs="Avenir Next" w:eastAsia="Avenir Next"/>
                 <w:b/>
                 <w:color w:val="003A70"/>
+                <w:sz w:val="22"/>
+                <w:szCs w:val="18"/>
+              </w:rPr>
+              <w:t xml:space="preserve">•</w:t>
+            </w:r>
+            <w:r>
+              <w:rPr>
+                <w:rFonts w:ascii="Avenir Next" w:hAnsi="Avenir Next" w:cs="Avenir Next" w:eastAsia="Avenir Next"/>
+                <w:color w:val="1A1A1A"/>
                 <w:sz w:val="18"/>
                 <w:szCs w:val="18"/>
               </w:rPr>
-              <w:t xml:space="preserve">•</w:t>
-            </w:r>
-            <w:r>
-              <w:rPr>
-                <w:rFonts w:ascii="Avenir Next" w:hAnsi="Avenir Next" w:cs="Avenir Next" w:eastAsia="Avenir Next"/>
-                <w:color w:val="1A1A1A"/>
-                <w:sz w:val="18"/>
-                <w:szCs w:val="18"/>
-              </w:rPr>
               <w:tab/>
             </w:r>
             <w:r>
@@ -317,7 +319,7 @@
                 <w:rFonts w:ascii="Avenir Next" w:hAnsi="Avenir Next" w:cs="Avenir Next" w:eastAsia="Avenir Next"/>
                 <w:b/>
                 <w:color w:val="1A1A1A"/>
-                <w:sz w:val="18"/>
+                <w:sz w:val="22"/>
                 <w:szCs w:val="18"/>
               </w:rPr>
               <w:t xml:space="preserve">Opposites</w:t>
@@ -326,7 +328,7 @@
               <w:rPr>
                 <w:rFonts w:ascii="Avenir Next" w:hAnsi="Avenir Next" w:cs="Avenir Next" w:eastAsia="Avenir Next"/>
                 <w:color w:val="1A1A1A"/>
-                <w:sz w:val="18"/>
+                <w:sz w:val="22"/>
                 <w:szCs w:val="18"/>
               </w:rPr>
               <w:t xml:space="preserve"> are the same distance from 0 on different sides: 6 and −6.</w:t>
@@ -341,6 +343,7 @@
           </w:tcPr>
           <w:p>
             <w:pPr>
+              <w:pStyle w:val="Heading2"/>
               <w:spacing w:before="0" w:after="40" w:line="264" w:lineRule="auto"/>
             </w:pPr>
             <w:r>
@@ -363,7 +366,7 @@
               <w:rPr>
                 <w:rFonts w:ascii="Avenir Next" w:hAnsi="Avenir Next" w:cs="Avenir Next" w:eastAsia="Avenir Next"/>
                 <w:color w:val="1A1A1A"/>
-                <w:sz w:val="17"/>
+                <w:sz w:val="22"/>
                 <w:szCs w:val="17"/>
               </w:rPr>
               <w:t xml:space="preserve">A diver swims 18 feet below sea level. Write an integer for her depth and its opposite.</w:t>
@@ -382,25 +385,25 @@
                 <w:rFonts w:ascii="Avenir Next" w:hAnsi="Avenir Next" w:cs="Avenir Next" w:eastAsia="Avenir Next"/>
                 <w:b/>
                 <w:color w:val="003A70"/>
+                <w:sz w:val="22"/>
+                <w:szCs w:val="17"/>
+              </w:rPr>
+              <w:t xml:space="preserve">Step 1</w:t>
+            </w:r>
+            <w:r>
+              <w:rPr>
+                <w:rFonts w:ascii="Avenir Next" w:hAnsi="Avenir Next" w:cs="Avenir Next" w:eastAsia="Avenir Next"/>
+                <w:color w:val="1A1A1A"/>
                 <w:sz w:val="17"/>
                 <w:szCs w:val="17"/>
               </w:rPr>
-              <w:t xml:space="preserve">Step 1</w:t>
-            </w:r>
-            <w:r>
-              <w:rPr>
-                <w:rFonts w:ascii="Avenir Next" w:hAnsi="Avenir Next" w:cs="Avenir Next" w:eastAsia="Avenir Next"/>
-                <w:color w:val="1A1A1A"/>
-                <w:sz w:val="17"/>
-                <w:szCs w:val="17"/>
-              </w:rPr>
               <w:tab/>
             </w:r>
             <w:r>
               <w:rPr>
                 <w:rFonts w:ascii="Avenir Next" w:hAnsi="Avenir Next" w:cs="Avenir Next" w:eastAsia="Avenir Next"/>
                 <w:color w:val="1A1A1A"/>
-                <w:sz w:val="17"/>
+                <w:sz w:val="22"/>
                 <w:szCs w:val="17"/>
               </w:rPr>
               <w:t xml:space="preserve">Below sea level is less than 0: −18.</w:t>
@@ -419,25 +422,25 @@
                 <w:rFonts w:ascii="Avenir Next" w:hAnsi="Avenir Next" w:cs="Avenir Next" w:eastAsia="Avenir Next"/>
                 <w:b/>
                 <w:color w:val="003A70"/>
+                <w:sz w:val="22"/>
+                <w:szCs w:val="17"/>
+              </w:rPr>
+              <w:t xml:space="preserve">Step 2</w:t>
+            </w:r>
+            <w:r>
+              <w:rPr>
+                <w:rFonts w:ascii="Avenir Next" w:hAnsi="Avenir Next" w:cs="Avenir Next" w:eastAsia="Avenir Next"/>
+                <w:color w:val="1A1A1A"/>
                 <w:sz w:val="17"/>
                 <w:szCs w:val="17"/>
               </w:rPr>
-              <w:t xml:space="preserve">Step 2</w:t>
-            </w:r>
-            <w:r>
-              <w:rPr>
-                <w:rFonts w:ascii="Avenir Next" w:hAnsi="Avenir Next" w:cs="Avenir Next" w:eastAsia="Avenir Next"/>
-                <w:color w:val="1A1A1A"/>
-                <w:sz w:val="17"/>
-                <w:szCs w:val="17"/>
-              </w:rPr>
               <w:tab/>
             </w:r>
             <w:r>
               <w:rPr>
                 <w:rFonts w:ascii="Avenir Next" w:hAnsi="Avenir Next" w:cs="Avenir Next" w:eastAsia="Avenir Next"/>
                 <w:color w:val="1A1A1A"/>
-                <w:sz w:val="17"/>
+                <w:sz w:val="22"/>
                 <w:szCs w:val="17"/>
               </w:rPr>
               <w:t xml:space="preserve">The opposite is 18 units from 0 on the other side: 18.</w:t>
@@ -456,18 +459,18 @@
                 <w:rFonts w:ascii="Avenir Next" w:hAnsi="Avenir Next" w:cs="Avenir Next" w:eastAsia="Avenir Next"/>
                 <w:b/>
                 <w:color w:val="1A1A1A"/>
+                <w:sz w:val="22"/>
+                <w:szCs w:val="17"/>
+              </w:rPr>
+              <w:t xml:space="preserve">Answer</w:t>
+            </w:r>
+            <w:r>
+              <w:rPr>
+                <w:rFonts w:ascii="Avenir Next" w:hAnsi="Avenir Next" w:cs="Avenir Next" w:eastAsia="Avenir Next"/>
+                <w:color w:val="1A1A1A"/>
                 <w:sz w:val="17"/>
                 <w:szCs w:val="17"/>
               </w:rPr>
-              <w:t xml:space="preserve">Answer</w:t>
-            </w:r>
-            <w:r>
-              <w:rPr>
-                <w:rFonts w:ascii="Avenir Next" w:hAnsi="Avenir Next" w:cs="Avenir Next" w:eastAsia="Avenir Next"/>
-                <w:color w:val="1A1A1A"/>
-                <w:sz w:val="17"/>
-                <w:szCs w:val="17"/>
-              </w:rPr>
               <w:tab/>
             </w:r>
             <w:r>
@@ -475,7 +478,7 @@
                 <w:rFonts w:ascii="Avenir Next" w:hAnsi="Avenir Next" w:cs="Avenir Next" w:eastAsia="Avenir Next"/>
                 <w:b/>
                 <w:color w:val="1A1A1A"/>
-                <w:sz w:val="17"/>
+                <w:sz w:val="22"/>
                 <w:szCs w:val="17"/>
               </w:rPr>
               <w:t xml:space="preserve">−18 feet; opposite 18</w:t>
@@ -525,6 +528,7 @@
           </w:tcPr>
           <w:p>
             <w:pPr>
+              <w:pStyle w:val="Heading2"/>
               <w:spacing w:before="0" w:after="40" w:line="264" w:lineRule="auto"/>
             </w:pPr>
             <w:r>
@@ -548,7 +552,7 @@
                 <w:rFonts w:ascii="Avenir Next" w:hAnsi="Avenir Next" w:cs="Avenir Next" w:eastAsia="Avenir Next"/>
                 <w:b/>
                 <w:color w:val="1A1A1A"/>
-                <w:sz w:val="21"/>
+                <w:sz w:val="22"/>
                 <w:szCs w:val="21"/>
               </w:rPr>
               <w:t xml:space="preserve">integer</w:t>
@@ -557,7 +561,7 @@
               <w:rPr>
                 <w:rFonts w:ascii="Avenir Next" w:hAnsi="Avenir Next" w:cs="Avenir Next" w:eastAsia="Avenir Next"/>
                 <w:color w:val="5A5F66"/>
-                <w:sz w:val="21"/>
+                <w:sz w:val="22"/>
                 <w:szCs w:val="21"/>
               </w:rPr>
               <w:t xml:space="preserve"> — </w:t>
@@ -566,7 +570,7 @@
               <w:rPr>
                 <w:rFonts w:ascii="Avenir Next" w:hAnsi="Avenir Next" w:cs="Avenir Next" w:eastAsia="Avenir Next"/>
                 <w:color w:val="1A1A1A"/>
-                <w:sz w:val="21"/>
+                <w:sz w:val="22"/>
                 <w:szCs w:val="21"/>
               </w:rPr>
               <w:t xml:space="preserve">…, −2, −1, 0, 1, 2, …</w:t>
@@ -581,7 +585,7 @@
                 <w:rFonts w:ascii="Avenir Next" w:hAnsi="Avenir Next" w:cs="Avenir Next" w:eastAsia="Avenir Next"/>
                 <w:b/>
                 <w:color w:val="1A1A1A"/>
-                <w:sz w:val="21"/>
+                <w:sz w:val="22"/>
                 <w:szCs w:val="21"/>
               </w:rPr>
               <w:t xml:space="preserve">opposite</w:t>
@@ -590,7 +594,7 @@
               <w:rPr>
                 <w:rFonts w:ascii="Avenir Next" w:hAnsi="Avenir Next" w:cs="Avenir Next" w:eastAsia="Avenir Next"/>
                 <w:color w:val="5A5F66"/>
-                <w:sz w:val="21"/>
+                <w:sz w:val="22"/>
                 <w:szCs w:val="21"/>
               </w:rPr>
               <w:t xml:space="preserve"> — </w:t>
@@ -599,7 +603,7 @@
               <w:rPr>
                 <w:rFonts w:ascii="Avenir Next" w:hAnsi="Avenir Next" w:cs="Avenir Next" w:eastAsia="Avenir Next"/>
                 <w:color w:val="1A1A1A"/>
-                <w:sz w:val="21"/>
+                <w:sz w:val="22"/>
                 <w:szCs w:val="21"/>
               </w:rPr>
               <w:t xml:space="preserve">same distance from 0, other side</w:t>
@@ -625,7 +629,7 @@
                 <w:rFonts w:ascii="Avenir Next" w:hAnsi="Avenir Next" w:cs="Avenir Next" w:eastAsia="Avenir Next"/>
                 <w:b/>
                 <w:color w:val="1A1A1A"/>
-                <w:sz w:val="21"/>
+                <w:sz w:val="22"/>
                 <w:szCs w:val="21"/>
               </w:rPr>
               <w:t xml:space="preserve">negative</w:t>
@@ -634,7 +638,7 @@
               <w:rPr>
                 <w:rFonts w:ascii="Avenir Next" w:hAnsi="Avenir Next" w:cs="Avenir Next" w:eastAsia="Avenir Next"/>
                 <w:color w:val="5A5F66"/>
-                <w:sz w:val="21"/>
+                <w:sz w:val="22"/>
                 <w:szCs w:val="21"/>
               </w:rPr>
               <w:t xml:space="preserve"> — </w:t>
@@ -643,7 +647,7 @@
               <w:rPr>
                 <w:rFonts w:ascii="Avenir Next" w:hAnsi="Avenir Next" w:cs="Avenir Next" w:eastAsia="Avenir Next"/>
                 <w:color w:val="1A1A1A"/>
-                <w:sz w:val="21"/>
+                <w:sz w:val="22"/>
                 <w:szCs w:val="21"/>
               </w:rPr>
               <w:t xml:space="preserve">less than 0: below, loss, owe</w:t>
@@ -658,7 +662,7 @@
                 <w:rFonts w:ascii="Avenir Next" w:hAnsi="Avenir Next" w:cs="Avenir Next" w:eastAsia="Avenir Next"/>
                 <w:b/>
                 <w:color w:val="1A1A1A"/>
-                <w:sz w:val="21"/>
+                <w:sz w:val="22"/>
                 <w:szCs w:val="21"/>
               </w:rPr>
               <w:t xml:space="preserve">positive</w:t>
@@ -667,7 +671,7 @@
               <w:rPr>
                 <w:rFonts w:ascii="Avenir Next" w:hAnsi="Avenir Next" w:cs="Avenir Next" w:eastAsia="Avenir Next"/>
                 <w:color w:val="5A5F66"/>
-                <w:sz w:val="21"/>
+                <w:sz w:val="22"/>
                 <w:szCs w:val="21"/>
               </w:rPr>
               <w:t xml:space="preserve"> — </w:t>
@@ -676,7 +680,7 @@
               <w:rPr>
                 <w:rFonts w:ascii="Avenir Next" w:hAnsi="Avenir Next" w:cs="Avenir Next" w:eastAsia="Avenir Next"/>
                 <w:color w:val="1A1A1A"/>
-                <w:sz w:val="21"/>
+                <w:sz w:val="22"/>
                 <w:szCs w:val="21"/>
               </w:rPr>
               <w:t xml:space="preserve">more than 0: above, gain, earn</w:t>
@@ -687,6 +691,7 @@
     </w:tbl>
     <w:p>
       <w:pPr>
+        <w:pStyle w:val="Heading2"/>
         <w:keepNext/>
         <w:pBdr>
           <w:bottom w:val="single" w:sz="8" w:space="3" w:color="003A70"/>
@@ -702,7 +707,7 @@
           <w:b/>
           <w:color w:val="003A70"/>
           <w:spacing w:val="14"/>
-          <w:sz w:val="21"/>
+          <w:sz w:val="22"/>
           <w:szCs w:val="21"/>
         </w:rPr>
         <w:t xml:space="preserve">PRACTICE</w:t>
@@ -721,7 +726,7 @@
           <w:rFonts w:ascii="Avenir Next" w:hAnsi="Avenir Next" w:cs="Avenir Next" w:eastAsia="Avenir Next"/>
           <w:i/>
           <w:color w:val="5A5F66"/>
-          <w:sz w:val="17"/>
+          <w:sz w:val="22"/>
           <w:szCs w:val="17"/>
         </w:rPr>
         <w:t xml:space="preserve">show your work · label units</w:t>
@@ -817,25 +822,25 @@
                 <w:rFonts w:ascii="Avenir Next" w:hAnsi="Avenir Next" w:cs="Avenir Next" w:eastAsia="Avenir Next"/>
                 <w:b/>
                 <w:color w:val="003A70"/>
+                <w:sz w:val="22"/>
+                <w:szCs w:val="18"/>
+              </w:rPr>
+              <w:t xml:space="preserve">Step 1</w:t>
+            </w:r>
+            <w:r>
+              <w:rPr>
+                <w:rFonts w:ascii="Avenir Next" w:hAnsi="Avenir Next" w:cs="Avenir Next" w:eastAsia="Avenir Next"/>
+                <w:color w:val="1A1A1A"/>
                 <w:sz w:val="18"/>
                 <w:szCs w:val="18"/>
               </w:rPr>
-              <w:t xml:space="preserve">Step 1</w:t>
-            </w:r>
-            <w:r>
-              <w:rPr>
-                <w:rFonts w:ascii="Avenir Next" w:hAnsi="Avenir Next" w:cs="Avenir Next" w:eastAsia="Avenir Next"/>
-                <w:color w:val="1A1A1A"/>
-                <w:sz w:val="18"/>
-                <w:szCs w:val="18"/>
-              </w:rPr>
               <w:tab/>
             </w:r>
             <w:r>
               <w:rPr>
                 <w:rFonts w:ascii="Avenir Next" w:hAnsi="Avenir Next" w:cs="Avenir Next" w:eastAsia="Avenir Next"/>
                 <w:color w:val="1A1A1A"/>
-                <w:sz w:val="21"/>
+                <w:sz w:val="22"/>
                 <w:szCs w:val="21"/>
               </w:rPr>
               <w:t xml:space="preserve">Is it up, a gain, or money in? Use a positive number.</w:t>
@@ -855,25 +860,25 @@
                 <w:rFonts w:ascii="Avenir Next" w:hAnsi="Avenir Next" w:cs="Avenir Next" w:eastAsia="Avenir Next"/>
                 <w:b/>
                 <w:color w:val="003A70"/>
+                <w:sz w:val="22"/>
+                <w:szCs w:val="18"/>
+              </w:rPr>
+              <w:t xml:space="preserve">Step 2</w:t>
+            </w:r>
+            <w:r>
+              <w:rPr>
+                <w:rFonts w:ascii="Avenir Next" w:hAnsi="Avenir Next" w:cs="Avenir Next" w:eastAsia="Avenir Next"/>
+                <w:color w:val="1A1A1A"/>
                 <w:sz w:val="18"/>
                 <w:szCs w:val="18"/>
               </w:rPr>
-              <w:t xml:space="preserve">Step 2</w:t>
-            </w:r>
-            <w:r>
-              <w:rPr>
-                <w:rFonts w:ascii="Avenir Next" w:hAnsi="Avenir Next" w:cs="Avenir Next" w:eastAsia="Avenir Next"/>
-                <w:color w:val="1A1A1A"/>
-                <w:sz w:val="18"/>
-                <w:szCs w:val="18"/>
-              </w:rPr>
               <w:tab/>
             </w:r>
             <w:r>
               <w:rPr>
                 <w:rFonts w:ascii="Avenir Next" w:hAnsi="Avenir Next" w:cs="Avenir Next" w:eastAsia="Avenir Next"/>
                 <w:color w:val="1A1A1A"/>
-                <w:sz w:val="21"/>
+                <w:sz w:val="22"/>
                 <w:szCs w:val="21"/>
               </w:rPr>
               <w:t xml:space="preserve">Is it down, a loss, or money out? Use a negative number.</w:t>
@@ -1399,25 +1404,25 @@
                 <w:rFonts w:ascii="Avenir Next" w:hAnsi="Avenir Next" w:cs="Avenir Next" w:eastAsia="Avenir Next"/>
                 <w:b/>
                 <w:color w:val="003A70"/>
+                <w:sz w:val="22"/>
+                <w:szCs w:val="18"/>
+              </w:rPr>
+              <w:t xml:space="preserve">Step 1</w:t>
+            </w:r>
+            <w:r>
+              <w:rPr>
+                <w:rFonts w:ascii="Avenir Next" w:hAnsi="Avenir Next" w:cs="Avenir Next" w:eastAsia="Avenir Next"/>
+                <w:color w:val="1A1A1A"/>
                 <w:sz w:val="18"/>
                 <w:szCs w:val="18"/>
               </w:rPr>
-              <w:t xml:space="preserve">Step 1</w:t>
-            </w:r>
-            <w:r>
-              <w:rPr>
-                <w:rFonts w:ascii="Avenir Next" w:hAnsi="Avenir Next" w:cs="Avenir Next" w:eastAsia="Avenir Next"/>
-                <w:color w:val="1A1A1A"/>
-                <w:sz w:val="18"/>
-                <w:szCs w:val="18"/>
-              </w:rPr>
               <w:tab/>
             </w:r>
             <w:r>
               <w:rPr>
                 <w:rFonts w:ascii="Avenir Next" w:hAnsi="Avenir Next" w:cs="Avenir Next" w:eastAsia="Avenir Next"/>
                 <w:color w:val="1A1A1A"/>
-                <w:sz w:val="21"/>
+                <w:sz w:val="22"/>
                 <w:szCs w:val="21"/>
               </w:rPr>
               <w:t xml:space="preserve">Find −6 on the number line and mark it.</w:t>
@@ -1437,25 +1442,25 @@
                 <w:rFonts w:ascii="Avenir Next" w:hAnsi="Avenir Next" w:cs="Avenir Next" w:eastAsia="Avenir Next"/>
                 <w:b/>
                 <w:color w:val="003A70"/>
+                <w:sz w:val="22"/>
+                <w:szCs w:val="18"/>
+              </w:rPr>
+              <w:t xml:space="preserve">Step 2</w:t>
+            </w:r>
+            <w:r>
+              <w:rPr>
+                <w:rFonts w:ascii="Avenir Next" w:hAnsi="Avenir Next" w:cs="Avenir Next" w:eastAsia="Avenir Next"/>
+                <w:color w:val="1A1A1A"/>
                 <w:sz w:val="18"/>
                 <w:szCs w:val="18"/>
               </w:rPr>
-              <w:t xml:space="preserve">Step 2</w:t>
-            </w:r>
-            <w:r>
-              <w:rPr>
-                <w:rFonts w:ascii="Avenir Next" w:hAnsi="Avenir Next" w:cs="Avenir Next" w:eastAsia="Avenir Next"/>
-                <w:color w:val="1A1A1A"/>
-                <w:sz w:val="18"/>
-                <w:szCs w:val="18"/>
-              </w:rPr>
               <w:tab/>
             </w:r>
             <w:r>
               <w:rPr>
                 <w:rFonts w:ascii="Avenir Next" w:hAnsi="Avenir Next" w:cs="Avenir Next" w:eastAsia="Avenir Next"/>
                 <w:color w:val="1A1A1A"/>
-                <w:sz w:val="21"/>
+                <w:sz w:val="22"/>
                 <w:szCs w:val="21"/>
               </w:rPr>
               <w:t xml:space="preserve">Its opposite is the same distance from 0, on the other side.</w:t>
@@ -1471,7 +1476,7 @@
               <w:drawing>
                 <wp:inline distT="0" distB="0" distL="0" distR="0">
                   <wp:extent cx="4572000" cy="566928"/>
-                  <wp:docPr id="1" name="Figure 1"/>
+                  <wp:docPr id="1" name="Figure 1" descr="Number line from -8 to 8, ticks every 1."/>
                   <a:graphic xmlns:a="http://schemas.openxmlformats.org/drawingml/2006/main">
                     <a:graphicData uri="http://schemas.openxmlformats.org/drawingml/2006/picture">
                       <pic:pic xmlns:pic="http://schemas.openxmlformats.org/drawingml/2006/picture">
@@ -1646,25 +1651,25 @@
                 <w:rFonts w:ascii="Avenir Next" w:hAnsi="Avenir Next" w:cs="Avenir Next" w:eastAsia="Avenir Next"/>
                 <w:b/>
                 <w:color w:val="003A70"/>
+                <w:sz w:val="22"/>
+                <w:szCs w:val="18"/>
+              </w:rPr>
+              <w:t xml:space="preserve">Step 1</w:t>
+            </w:r>
+            <w:r>
+              <w:rPr>
+                <w:rFonts w:ascii="Avenir Next" w:hAnsi="Avenir Next" w:cs="Avenir Next" w:eastAsia="Avenir Next"/>
+                <w:color w:val="1A1A1A"/>
                 <w:sz w:val="18"/>
                 <w:szCs w:val="18"/>
               </w:rPr>
-              <w:t xml:space="preserve">Step 1</w:t>
-            </w:r>
-            <w:r>
-              <w:rPr>
-                <w:rFonts w:ascii="Avenir Next" w:hAnsi="Avenir Next" w:cs="Avenir Next" w:eastAsia="Avenir Next"/>
-                <w:color w:val="1A1A1A"/>
-                <w:sz w:val="18"/>
-                <w:szCs w:val="18"/>
-              </w:rPr>
               <w:tab/>
             </w:r>
             <w:r>
               <w:rPr>
                 <w:rFonts w:ascii="Avenir Next" w:hAnsi="Avenir Next" w:cs="Avenir Next" w:eastAsia="Avenir Next"/>
                 <w:color w:val="1A1A1A"/>
-                <w:sz w:val="21"/>
+                <w:sz w:val="22"/>
                 <w:szCs w:val="21"/>
               </w:rPr>
               <w:t xml:space="preserve">Read the number under each letter.</w:t>
@@ -1684,25 +1689,25 @@
                 <w:rFonts w:ascii="Avenir Next" w:hAnsi="Avenir Next" w:cs="Avenir Next" w:eastAsia="Avenir Next"/>
                 <w:b/>
                 <w:color w:val="003A70"/>
+                <w:sz w:val="22"/>
+                <w:szCs w:val="18"/>
+              </w:rPr>
+              <w:t xml:space="preserve">Step 2</w:t>
+            </w:r>
+            <w:r>
+              <w:rPr>
+                <w:rFonts w:ascii="Avenir Next" w:hAnsi="Avenir Next" w:cs="Avenir Next" w:eastAsia="Avenir Next"/>
+                <w:color w:val="1A1A1A"/>
                 <w:sz w:val="18"/>
                 <w:szCs w:val="18"/>
               </w:rPr>
-              <w:t xml:space="preserve">Step 2</w:t>
-            </w:r>
-            <w:r>
-              <w:rPr>
-                <w:rFonts w:ascii="Avenir Next" w:hAnsi="Avenir Next" w:cs="Avenir Next" w:eastAsia="Avenir Next"/>
-                <w:color w:val="1A1A1A"/>
-                <w:sz w:val="18"/>
-                <w:szCs w:val="18"/>
-              </w:rPr>
               <w:tab/>
             </w:r>
             <w:r>
               <w:rPr>
                 <w:rFonts w:ascii="Avenir Next" w:hAnsi="Avenir Next" w:cs="Avenir Next" w:eastAsia="Avenir Next"/>
                 <w:color w:val="1A1A1A"/>
-                <w:sz w:val="21"/>
+                <w:sz w:val="22"/>
                 <w:szCs w:val="21"/>
               </w:rPr>
               <w:t xml:space="preserve">For the opposite, keep the number and change the sign.</w:t>
@@ -1718,7 +1723,7 @@
               <w:drawing>
                 <wp:inline distT="0" distB="0" distL="0" distR="0">
                   <wp:extent cx="4572000" cy="731520"/>
-                  <wp:docPr id="2" name="Figure 2"/>
+                  <wp:docPr id="2" name="Figure 2" descr="Number line from -10 to 10, ticks every 1. Points: x: -7; label: A, x: -2; label: B, x: 3; label: C, x: 9; label: D."/>
                   <a:graphic xmlns:a="http://schemas.openxmlformats.org/drawingml/2006/main">
                     <a:graphicData uri="http://schemas.openxmlformats.org/drawingml/2006/picture">
                       <pic:pic xmlns:pic="http://schemas.openxmlformats.org/drawingml/2006/picture">
@@ -1798,7 +1803,7 @@
                       <w:rFonts w:ascii="Avenir Next" w:hAnsi="Avenir Next" w:cs="Avenir Next" w:eastAsia="Avenir Next"/>
                       <w:b/>
                       <w:color w:val="1A1A1A"/>
-                      <w:sz w:val="21"/>
+                      <w:sz w:val="22"/>
                       <w:szCs w:val="21"/>
                     </w:rPr>
                     <w:t xml:space="preserve">Point</w:t>
@@ -1821,7 +1826,7 @@
                       <w:rFonts w:ascii="Avenir Next" w:hAnsi="Avenir Next" w:cs="Avenir Next" w:eastAsia="Avenir Next"/>
                       <w:b/>
                       <w:color w:val="1A1A1A"/>
-                      <w:sz w:val="21"/>
+                      <w:sz w:val="22"/>
                       <w:szCs w:val="21"/>
                     </w:rPr>
                     <w:t xml:space="preserve">A</w:t>
@@ -1844,7 +1849,7 @@
                       <w:rFonts w:ascii="Avenir Next" w:hAnsi="Avenir Next" w:cs="Avenir Next" w:eastAsia="Avenir Next"/>
                       <w:b/>
                       <w:color w:val="1A1A1A"/>
-                      <w:sz w:val="21"/>
+                      <w:sz w:val="22"/>
                       <w:szCs w:val="21"/>
                     </w:rPr>
                     <w:t xml:space="preserve">B</w:t>
@@ -1867,7 +1872,7 @@
                       <w:rFonts w:ascii="Avenir Next" w:hAnsi="Avenir Next" w:cs="Avenir Next" w:eastAsia="Avenir Next"/>
                       <w:b/>
                       <w:color w:val="1A1A1A"/>
-                      <w:sz w:val="21"/>
+                      <w:sz w:val="22"/>
                       <w:szCs w:val="21"/>
                     </w:rPr>
                     <w:t xml:space="preserve">C</w:t>
@@ -1890,7 +1895,7 @@
                       <w:rFonts w:ascii="Avenir Next" w:hAnsi="Avenir Next" w:cs="Avenir Next" w:eastAsia="Avenir Next"/>
                       <w:b/>
                       <w:color w:val="1A1A1A"/>
-                      <w:sz w:val="21"/>
+                      <w:sz w:val="22"/>
                       <w:szCs w:val="21"/>
                     </w:rPr>
                     <w:t xml:space="preserve">D</w:t>
@@ -1919,7 +1924,7 @@
                       <w:rFonts w:ascii="Avenir Next" w:hAnsi="Avenir Next" w:cs="Avenir Next" w:eastAsia="Avenir Next"/>
                       <w:b/>
                       <w:color w:val="1A1A1A"/>
-                      <w:sz w:val="21"/>
+                      <w:sz w:val="22"/>
                       <w:szCs w:val="21"/>
                     </w:rPr>
                     <w:t xml:space="preserve">Integer</w:t>
@@ -1992,7 +1997,7 @@
                       <w:rFonts w:ascii="Avenir Next" w:hAnsi="Avenir Next" w:cs="Avenir Next" w:eastAsia="Avenir Next"/>
                       <w:b/>
                       <w:color w:val="1A1A1A"/>
-                      <w:sz w:val="21"/>
+                      <w:sz w:val="22"/>
                       <w:szCs w:val="21"/>
                     </w:rPr>
                     <w:t xml:space="preserve">Opposite</w:t>
@@ -2155,7 +2160,7 @@
                 <w:rFonts w:ascii="Avenir Next" w:hAnsi="Avenir Next" w:cs="Avenir Next" w:eastAsia="Avenir Next"/>
                 <w:b/>
                 <w:color w:val="003A70"/>
-                <w:sz w:val="17"/>
+                <w:sz w:val="22"/>
                 <w:szCs w:val="17"/>
               </w:rPr>
               <w:t xml:space="preserve">Frame  </w:t>
@@ -2165,10 +2170,30 @@
                 <w:rFonts w:ascii="Avenir Next" w:hAnsi="Avenir Next" w:cs="Avenir Next" w:eastAsia="Avenir Next"/>
                 <w:i/>
                 <w:color w:val="1A1A1A"/>
+                <w:sz w:val="22"/>
+                <w:szCs w:val="18"/>
+              </w:rPr>
+              <w:t xml:space="preserve">Keisha is wrong because opposites are on </w:t>
+            </w:r>
+            <w:r>
+              <w:rPr>
+                <w:rFonts w:ascii="Avenir Next" w:hAnsi="Avenir Next" w:cs="Avenir Next" w:eastAsia="Avenir Next"/>
+                <w:color w:val="1A1A1A"/>
                 <w:sz w:val="18"/>
                 <w:szCs w:val="18"/>
-              </w:rPr>
-              <w:t xml:space="preserve">Keisha is wrong because opposites are on </w:t>
+                <w:u w:val="single"/>
+              </w:rPr>
+              <w:t xml:space="preserve">      </w:t>
+            </w:r>
+            <w:r>
+              <w:rPr>
+                <w:rFonts w:ascii="Avenir Next" w:hAnsi="Avenir Next" w:cs="Avenir Next" w:eastAsia="Avenir Next"/>
+                <w:i/>
+                <w:color w:val="1A1A1A"/>
+                <w:sz w:val="22"/>
+                <w:szCs w:val="18"/>
+              </w:rPr>
+              <w:t xml:space="preserve"> sides of 0. The opposite of −15 is </w:t>
             </w:r>
             <w:r>
               <w:rPr>
@@ -2185,27 +2210,7 @@
                 <w:rFonts w:ascii="Avenir Next" w:hAnsi="Avenir Next" w:cs="Avenir Next" w:eastAsia="Avenir Next"/>
                 <w:i/>
                 <w:color w:val="1A1A1A"/>
-                <w:sz w:val="18"/>
-                <w:szCs w:val="18"/>
-              </w:rPr>
-              <w:t xml:space="preserve"> sides of 0. The opposite of −15 is </w:t>
-            </w:r>
-            <w:r>
-              <w:rPr>
-                <w:rFonts w:ascii="Avenir Next" w:hAnsi="Avenir Next" w:cs="Avenir Next" w:eastAsia="Avenir Next"/>
-                <w:color w:val="1A1A1A"/>
-                <w:sz w:val="18"/>
-                <w:szCs w:val="18"/>
-                <w:u w:val="single"/>
-              </w:rPr>
-              <w:t xml:space="preserve">      </w:t>
-            </w:r>
-            <w:r>
-              <w:rPr>
-                <w:rFonts w:ascii="Avenir Next" w:hAnsi="Avenir Next" w:cs="Avenir Next" w:eastAsia="Avenir Next"/>
-                <w:i/>
-                <w:color w:val="1A1A1A"/>
-                <w:sz w:val="18"/>
+                <w:sz w:val="22"/>
                 <w:szCs w:val="18"/>
               </w:rPr>
               <w:t xml:space="preserve">.</w:t>
@@ -2334,6 +2339,7 @@
           </w:tcPr>
           <w:p>
             <w:pPr>
+              <w:pStyle w:val="Heading2"/>
               <w:spacing w:before="0" w:after="0" w:line="240" w:lineRule="auto"/>
             </w:pPr>
             <w:r>
@@ -2371,7 +2377,7 @@
               <w:rPr>
                 <w:rFonts w:ascii="Avenir Next" w:hAnsi="Avenir Next" w:cs="Avenir Next" w:eastAsia="Avenir Next"/>
                 <w:color w:val="1A1A1A"/>
-                <w:sz w:val="17"/>
+                <w:sz w:val="22"/>
                 <w:szCs w:val="17"/>
               </w:rPr>
               <w:t xml:space="preserve">  I can do this on my own</w:t>
@@ -2400,7 +2406,7 @@
               <w:rPr>
                 <w:rFonts w:ascii="Avenir Next" w:hAnsi="Avenir Next" w:cs="Avenir Next" w:eastAsia="Avenir Next"/>
                 <w:color w:val="1A1A1A"/>
-                <w:sz w:val="17"/>
+                <w:sz w:val="22"/>
                 <w:szCs w:val="17"/>
               </w:rPr>
               <w:t xml:space="preserve">  I need a little help</w:t>
@@ -2429,7 +2435,7 @@
               <w:rPr>
                 <w:rFonts w:ascii="Avenir Next" w:hAnsi="Avenir Next" w:cs="Avenir Next" w:eastAsia="Avenir Next"/>
                 <w:color w:val="1A1A1A"/>
-                <w:sz w:val="17"/>
+                <w:sz w:val="22"/>
                 <w:szCs w:val="17"/>
               </w:rPr>
               <w:t xml:space="preserve">  I have a question about #</w:t>
@@ -2467,7 +2473,7 @@
         <w:rPr>
           <w:rFonts w:ascii="Avenir Next" w:hAnsi="Avenir Next" w:cs="Avenir Next" w:eastAsia="Avenir Next"/>
           <w:color w:val="5A5F66"/>
-          <w:sz w:val="17"/>
+          <w:sz w:val="22"/>
           <w:szCs w:val="17"/>
         </w:rPr>
         <w:t xml:space="preserve">With someone at home, name a temperature on a weather report. Then name its opposite.</w:t>
@@ -2550,14 +2556,15 @@
           <w:caps/>
           <w:color w:val="003A70"/>
           <w:spacing w:val="12"/>
-          <w:sz w:val="21"/>
+          <w:sz w:val="22"/>
           <w:szCs w:val="21"/>
         </w:rPr>
-        <w:t xml:space="preserve">Lesson 7-1  ·  Homework Packet  ·  Level 1  ·  Sheet 2 of 2</w:t>
+        <w:t xml:space="preserve">Lesson 7-1  ·  Homework Packet  ·  Supported  ·  Session 2 · pages 3–4</w:t>
       </w:r>
     </w:p>
     <w:p>
       <w:pPr>
+        <w:pStyle w:val="Heading1"/>
         <w:keepNext/>
         <w:spacing w:before="0" w:after="10" w:line="240" w:lineRule="auto"/>
       </w:pPr>
@@ -2583,7 +2590,7 @@
         <w:rPr>
           <w:rFonts w:ascii="Avenir Next" w:hAnsi="Avenir Next" w:cs="Avenir Next" w:eastAsia="Avenir Next"/>
           <w:color w:val="5A5F66"/>
-          <w:sz w:val="17"/>
+          <w:sz w:val="22"/>
           <w:szCs w:val="17"/>
         </w:rPr>
         <w:t xml:space="preserve">Maryland Standard 6.NS.C.5   ·   Learning target — I can interpret integers in real situations and find the opposite of an opposite.</w:t>
@@ -2630,6 +2637,7 @@
           </w:tcPr>
           <w:p>
             <w:pPr>
+              <w:pStyle w:val="Heading2"/>
               <w:spacing w:before="0" w:after="40" w:line="264" w:lineRule="auto"/>
             </w:pPr>
             <w:r>
@@ -2657,25 +2665,25 @@
                 <w:rFonts w:ascii="Avenir Next" w:hAnsi="Avenir Next" w:cs="Avenir Next" w:eastAsia="Avenir Next"/>
                 <w:b/>
                 <w:color w:val="003A70"/>
+                <w:sz w:val="22"/>
+                <w:szCs w:val="18"/>
+              </w:rPr>
+              <w:t xml:space="preserve">•</w:t>
+            </w:r>
+            <w:r>
+              <w:rPr>
+                <w:rFonts w:ascii="Avenir Next" w:hAnsi="Avenir Next" w:cs="Avenir Next" w:eastAsia="Avenir Next"/>
+                <w:color w:val="1A1A1A"/>
                 <w:sz w:val="18"/>
                 <w:szCs w:val="18"/>
               </w:rPr>
-              <w:t xml:space="preserve">•</w:t>
-            </w:r>
-            <w:r>
-              <w:rPr>
-                <w:rFonts w:ascii="Avenir Next" w:hAnsi="Avenir Next" w:cs="Avenir Next" w:eastAsia="Avenir Next"/>
-                <w:color w:val="1A1A1A"/>
-                <w:sz w:val="18"/>
-                <w:szCs w:val="18"/>
-              </w:rPr>
               <w:tab/>
             </w:r>
             <w:r>
               <w:rPr>
                 <w:rFonts w:ascii="Avenir Next" w:hAnsi="Avenir Next" w:cs="Avenir Next" w:eastAsia="Avenir Next"/>
                 <w:color w:val="1A1A1A"/>
-                <w:sz w:val="18"/>
+                <w:sz w:val="22"/>
                 <w:szCs w:val="18"/>
               </w:rPr>
               <w:t xml:space="preserve">Positive: </w:t>
@@ -2685,7 +2693,7 @@
                 <w:rFonts w:ascii="Avenir Next" w:hAnsi="Avenir Next" w:cs="Avenir Next" w:eastAsia="Avenir Next"/>
                 <w:b/>
                 <w:color w:val="1A1A1A"/>
-                <w:sz w:val="18"/>
+                <w:sz w:val="22"/>
                 <w:szCs w:val="18"/>
               </w:rPr>
               <w:t xml:space="preserve">above, gain, deposit</w:t>
@@ -2694,7 +2702,7 @@
               <w:rPr>
                 <w:rFonts w:ascii="Avenir Next" w:hAnsi="Avenir Next" w:cs="Avenir Next" w:eastAsia="Avenir Next"/>
                 <w:color w:val="1A1A1A"/>
-                <w:sz w:val="18"/>
+                <w:sz w:val="22"/>
                 <w:szCs w:val="18"/>
               </w:rPr>
               <w:t xml:space="preserve">. Negative: </w:t>
@@ -2704,7 +2712,7 @@
                 <w:rFonts w:ascii="Avenir Next" w:hAnsi="Avenir Next" w:cs="Avenir Next" w:eastAsia="Avenir Next"/>
                 <w:b/>
                 <w:color w:val="1A1A1A"/>
-                <w:sz w:val="18"/>
+                <w:sz w:val="22"/>
                 <w:szCs w:val="18"/>
               </w:rPr>
               <w:t xml:space="preserve">below, loss, withdrawal</w:t>
@@ -2713,7 +2721,7 @@
               <w:rPr>
                 <w:rFonts w:ascii="Avenir Next" w:hAnsi="Avenir Next" w:cs="Avenir Next" w:eastAsia="Avenir Next"/>
                 <w:color w:val="1A1A1A"/>
-                <w:sz w:val="18"/>
+                <w:sz w:val="22"/>
                 <w:szCs w:val="18"/>
               </w:rPr>
               <w:t xml:space="preserve">.</w:t>
@@ -2732,18 +2740,18 @@
                 <w:rFonts w:ascii="Avenir Next" w:hAnsi="Avenir Next" w:cs="Avenir Next" w:eastAsia="Avenir Next"/>
                 <w:b/>
                 <w:color w:val="003A70"/>
+                <w:sz w:val="22"/>
+                <w:szCs w:val="18"/>
+              </w:rPr>
+              <w:t xml:space="preserve">•</w:t>
+            </w:r>
+            <w:r>
+              <w:rPr>
+                <w:rFonts w:ascii="Avenir Next" w:hAnsi="Avenir Next" w:cs="Avenir Next" w:eastAsia="Avenir Next"/>
+                <w:color w:val="1A1A1A"/>
                 <w:sz w:val="18"/>
                 <w:szCs w:val="18"/>
               </w:rPr>
-              <w:t xml:space="preserve">•</w:t>
-            </w:r>
-            <w:r>
-              <w:rPr>
-                <w:rFonts w:ascii="Avenir Next" w:hAnsi="Avenir Next" w:cs="Avenir Next" w:eastAsia="Avenir Next"/>
-                <w:color w:val="1A1A1A"/>
-                <w:sz w:val="18"/>
-                <w:szCs w:val="18"/>
-              </w:rPr>
               <w:tab/>
             </w:r>
             <w:r>
@@ -2751,7 +2759,7 @@
                 <w:rFonts w:ascii="Avenir Next" w:hAnsi="Avenir Next" w:cs="Avenir Next" w:eastAsia="Avenir Next"/>
                 <w:b/>
                 <w:color w:val="1A1A1A"/>
-                <w:sz w:val="18"/>
+                <w:sz w:val="22"/>
                 <w:szCs w:val="18"/>
               </w:rPr>
               <w:t xml:space="preserve">0</w:t>
@@ -2760,7 +2768,7 @@
               <w:rPr>
                 <w:rFonts w:ascii="Avenir Next" w:hAnsi="Avenir Next" w:cs="Avenir Next" w:eastAsia="Avenir Next"/>
                 <w:color w:val="1A1A1A"/>
-                <w:sz w:val="18"/>
+                <w:sz w:val="22"/>
                 <w:szCs w:val="18"/>
               </w:rPr>
               <w:t xml:space="preserve"> is the start: sea level, a $0 balance.</w:t>
@@ -2779,25 +2787,25 @@
                 <w:rFonts w:ascii="Avenir Next" w:hAnsi="Avenir Next" w:cs="Avenir Next" w:eastAsia="Avenir Next"/>
                 <w:b/>
                 <w:color w:val="003A70"/>
+                <w:sz w:val="22"/>
+                <w:szCs w:val="18"/>
+              </w:rPr>
+              <w:t xml:space="preserve">•</w:t>
+            </w:r>
+            <w:r>
+              <w:rPr>
+                <w:rFonts w:ascii="Avenir Next" w:hAnsi="Avenir Next" w:cs="Avenir Next" w:eastAsia="Avenir Next"/>
+                <w:color w:val="1A1A1A"/>
                 <w:sz w:val="18"/>
                 <w:szCs w:val="18"/>
               </w:rPr>
-              <w:t xml:space="preserve">•</w:t>
-            </w:r>
-            <w:r>
-              <w:rPr>
-                <w:rFonts w:ascii="Avenir Next" w:hAnsi="Avenir Next" w:cs="Avenir Next" w:eastAsia="Avenir Next"/>
-                <w:color w:val="1A1A1A"/>
-                <w:sz w:val="18"/>
-                <w:szCs w:val="18"/>
-              </w:rPr>
               <w:tab/>
             </w:r>
             <w:r>
               <w:rPr>
                 <w:rFonts w:ascii="Avenir Next" w:hAnsi="Avenir Next" w:cs="Avenir Next" w:eastAsia="Avenir Next"/>
                 <w:color w:val="1A1A1A"/>
-                <w:sz w:val="18"/>
+                <w:sz w:val="22"/>
                 <w:szCs w:val="18"/>
               </w:rPr>
               <w:t xml:space="preserve">The </w:t>
@@ -2807,7 +2815,7 @@
                 <w:rFonts w:ascii="Avenir Next" w:hAnsi="Avenir Next" w:cs="Avenir Next" w:eastAsia="Avenir Next"/>
                 <w:b/>
                 <w:color w:val="1A1A1A"/>
-                <w:sz w:val="18"/>
+                <w:sz w:val="22"/>
                 <w:szCs w:val="18"/>
               </w:rPr>
               <w:t xml:space="preserve">opposite of the opposite</w:t>
@@ -2816,7 +2824,7 @@
               <w:rPr>
                 <w:rFonts w:ascii="Avenir Next" w:hAnsi="Avenir Next" w:cs="Avenir Next" w:eastAsia="Avenir Next"/>
                 <w:color w:val="1A1A1A"/>
-                <w:sz w:val="18"/>
+                <w:sz w:val="22"/>
                 <w:szCs w:val="18"/>
               </w:rPr>
               <w:t xml:space="preserve"> is the number itself: −(−8) = 8.</w:t>
@@ -2831,6 +2839,7 @@
           </w:tcPr>
           <w:p>
             <w:pPr>
+              <w:pStyle w:val="Heading2"/>
               <w:spacing w:before="0" w:after="40" w:line="264" w:lineRule="auto"/>
             </w:pPr>
             <w:r>
@@ -2853,7 +2862,7 @@
               <w:rPr>
                 <w:rFonts w:ascii="Avenir Next" w:hAnsi="Avenir Next" w:cs="Avenir Next" w:eastAsia="Avenir Next"/>
                 <w:color w:val="1A1A1A"/>
-                <w:sz w:val="17"/>
+                <w:sz w:val="22"/>
                 <w:szCs w:val="17"/>
               </w:rPr>
               <w:t xml:space="preserve">Find the opposite of the opposite of 14.</w:t>
@@ -2872,25 +2881,25 @@
                 <w:rFonts w:ascii="Avenir Next" w:hAnsi="Avenir Next" w:cs="Avenir Next" w:eastAsia="Avenir Next"/>
                 <w:b/>
                 <w:color w:val="003A70"/>
+                <w:sz w:val="22"/>
+                <w:szCs w:val="17"/>
+              </w:rPr>
+              <w:t xml:space="preserve">Step 1</w:t>
+            </w:r>
+            <w:r>
+              <w:rPr>
+                <w:rFonts w:ascii="Avenir Next" w:hAnsi="Avenir Next" w:cs="Avenir Next" w:eastAsia="Avenir Next"/>
+                <w:color w:val="1A1A1A"/>
                 <w:sz w:val="17"/>
                 <w:szCs w:val="17"/>
               </w:rPr>
-              <w:t xml:space="preserve">Step 1</w:t>
-            </w:r>
-            <w:r>
-              <w:rPr>
-                <w:rFonts w:ascii="Avenir Next" w:hAnsi="Avenir Next" w:cs="Avenir Next" w:eastAsia="Avenir Next"/>
-                <w:color w:val="1A1A1A"/>
-                <w:sz w:val="17"/>
-                <w:szCs w:val="17"/>
-              </w:rPr>
               <w:tab/>
             </w:r>
             <w:r>
               <w:rPr>
                 <w:rFonts w:ascii="Avenir Next" w:hAnsi="Avenir Next" w:cs="Avenir Next" w:eastAsia="Avenir Next"/>
                 <w:color w:val="1A1A1A"/>
-                <w:sz w:val="17"/>
+                <w:sz w:val="22"/>
                 <w:szCs w:val="17"/>
               </w:rPr>
               <w:t xml:space="preserve">The opposite of 14 is −14.</w:t>
@@ -2909,25 +2918,25 @@
                 <w:rFonts w:ascii="Avenir Next" w:hAnsi="Avenir Next" w:cs="Avenir Next" w:eastAsia="Avenir Next"/>
                 <w:b/>
                 <w:color w:val="003A70"/>
+                <w:sz w:val="22"/>
+                <w:szCs w:val="17"/>
+              </w:rPr>
+              <w:t xml:space="preserve">Step 2</w:t>
+            </w:r>
+            <w:r>
+              <w:rPr>
+                <w:rFonts w:ascii="Avenir Next" w:hAnsi="Avenir Next" w:cs="Avenir Next" w:eastAsia="Avenir Next"/>
+                <w:color w:val="1A1A1A"/>
                 <w:sz w:val="17"/>
                 <w:szCs w:val="17"/>
               </w:rPr>
-              <w:t xml:space="preserve">Step 2</w:t>
-            </w:r>
-            <w:r>
-              <w:rPr>
-                <w:rFonts w:ascii="Avenir Next" w:hAnsi="Avenir Next" w:cs="Avenir Next" w:eastAsia="Avenir Next"/>
-                <w:color w:val="1A1A1A"/>
-                <w:sz w:val="17"/>
-                <w:szCs w:val="17"/>
-              </w:rPr>
               <w:tab/>
             </w:r>
             <w:r>
               <w:rPr>
                 <w:rFonts w:ascii="Avenir Next" w:hAnsi="Avenir Next" w:cs="Avenir Next" w:eastAsia="Avenir Next"/>
                 <w:color w:val="1A1A1A"/>
-                <w:sz w:val="17"/>
+                <w:sz w:val="22"/>
                 <w:szCs w:val="17"/>
               </w:rPr>
               <w:t xml:space="preserve">The opposite of −14 is 14.</w:t>
@@ -2946,18 +2955,18 @@
                 <w:rFonts w:ascii="Avenir Next" w:hAnsi="Avenir Next" w:cs="Avenir Next" w:eastAsia="Avenir Next"/>
                 <w:b/>
                 <w:color w:val="1A1A1A"/>
+                <w:sz w:val="22"/>
+                <w:szCs w:val="17"/>
+              </w:rPr>
+              <w:t xml:space="preserve">Answer</w:t>
+            </w:r>
+            <w:r>
+              <w:rPr>
+                <w:rFonts w:ascii="Avenir Next" w:hAnsi="Avenir Next" w:cs="Avenir Next" w:eastAsia="Avenir Next"/>
+                <w:color w:val="1A1A1A"/>
                 <w:sz w:val="17"/>
                 <w:szCs w:val="17"/>
               </w:rPr>
-              <w:t xml:space="preserve">Answer</w:t>
-            </w:r>
-            <w:r>
-              <w:rPr>
-                <w:rFonts w:ascii="Avenir Next" w:hAnsi="Avenir Next" w:cs="Avenir Next" w:eastAsia="Avenir Next"/>
-                <w:color w:val="1A1A1A"/>
-                <w:sz w:val="17"/>
-                <w:szCs w:val="17"/>
-              </w:rPr>
               <w:tab/>
             </w:r>
             <w:r>
@@ -2965,7 +2974,7 @@
                 <w:rFonts w:ascii="Avenir Next" w:hAnsi="Avenir Next" w:cs="Avenir Next" w:eastAsia="Avenir Next"/>
                 <w:b/>
                 <w:color w:val="1A1A1A"/>
-                <w:sz w:val="17"/>
+                <w:sz w:val="22"/>
                 <w:szCs w:val="17"/>
               </w:rPr>
               <w:t xml:space="preserve">14</w:t>
@@ -3015,6 +3024,7 @@
           </w:tcPr>
           <w:p>
             <w:pPr>
+              <w:pStyle w:val="Heading2"/>
               <w:spacing w:before="0" w:after="40" w:line="264" w:lineRule="auto"/>
             </w:pPr>
             <w:r>
@@ -3038,7 +3048,7 @@
                 <w:rFonts w:ascii="Avenir Next" w:hAnsi="Avenir Next" w:cs="Avenir Next" w:eastAsia="Avenir Next"/>
                 <w:b/>
                 <w:color w:val="1A1A1A"/>
-                <w:sz w:val="21"/>
+                <w:sz w:val="22"/>
                 <w:szCs w:val="21"/>
               </w:rPr>
               <w:t xml:space="preserve">opposite</w:t>
@@ -3047,7 +3057,7 @@
               <w:rPr>
                 <w:rFonts w:ascii="Avenir Next" w:hAnsi="Avenir Next" w:cs="Avenir Next" w:eastAsia="Avenir Next"/>
                 <w:color w:val="5A5F66"/>
-                <w:sz w:val="21"/>
+                <w:sz w:val="22"/>
                 <w:szCs w:val="21"/>
               </w:rPr>
               <w:t xml:space="preserve"> — </w:t>
@@ -3056,7 +3066,7 @@
               <w:rPr>
                 <w:rFonts w:ascii="Avenir Next" w:hAnsi="Avenir Next" w:cs="Avenir Next" w:eastAsia="Avenir Next"/>
                 <w:color w:val="1A1A1A"/>
-                <w:sz w:val="21"/>
+                <w:sz w:val="22"/>
                 <w:szCs w:val="21"/>
               </w:rPr>
               <w:t xml:space="preserve">same distance from 0, other side</w:t>
@@ -3071,7 +3081,7 @@
                 <w:rFonts w:ascii="Avenir Next" w:hAnsi="Avenir Next" w:cs="Avenir Next" w:eastAsia="Avenir Next"/>
                 <w:b/>
                 <w:color w:val="1A1A1A"/>
-                <w:sz w:val="21"/>
+                <w:sz w:val="22"/>
                 <w:szCs w:val="21"/>
               </w:rPr>
               <w:t xml:space="preserve">−(−9)</w:t>
@@ -3080,7 +3090,7 @@
               <w:rPr>
                 <w:rFonts w:ascii="Avenir Next" w:hAnsi="Avenir Next" w:cs="Avenir Next" w:eastAsia="Avenir Next"/>
                 <w:color w:val="5A5F66"/>
-                <w:sz w:val="21"/>
+                <w:sz w:val="22"/>
                 <w:szCs w:val="21"/>
               </w:rPr>
               <w:t xml:space="preserve"> — </w:t>
@@ -3089,7 +3099,7 @@
               <w:rPr>
                 <w:rFonts w:ascii="Avenir Next" w:hAnsi="Avenir Next" w:cs="Avenir Next" w:eastAsia="Avenir Next"/>
                 <w:color w:val="1A1A1A"/>
-                <w:sz w:val="21"/>
+                <w:sz w:val="22"/>
                 <w:szCs w:val="21"/>
               </w:rPr>
               <w:t xml:space="preserve">the opposite of −9, which is 9</w:t>
@@ -3115,7 +3125,7 @@
                 <w:rFonts w:ascii="Avenir Next" w:hAnsi="Avenir Next" w:cs="Avenir Next" w:eastAsia="Avenir Next"/>
                 <w:b/>
                 <w:color w:val="1A1A1A"/>
-                <w:sz w:val="21"/>
+                <w:sz w:val="22"/>
                 <w:szCs w:val="21"/>
               </w:rPr>
               <w:t xml:space="preserve">below zero</w:t>
@@ -3124,7 +3134,7 @@
               <w:rPr>
                 <w:rFonts w:ascii="Avenir Next" w:hAnsi="Avenir Next" w:cs="Avenir Next" w:eastAsia="Avenir Next"/>
                 <w:color w:val="5A5F66"/>
-                <w:sz w:val="21"/>
+                <w:sz w:val="22"/>
                 <w:szCs w:val="21"/>
               </w:rPr>
               <w:t xml:space="preserve"> — </w:t>
@@ -3133,7 +3143,7 @@
               <w:rPr>
                 <w:rFonts w:ascii="Avenir Next" w:hAnsi="Avenir Next" w:cs="Avenir Next" w:eastAsia="Avenir Next"/>
                 <w:color w:val="1A1A1A"/>
-                <w:sz w:val="21"/>
+                <w:sz w:val="22"/>
                 <w:szCs w:val="21"/>
               </w:rPr>
               <w:t xml:space="preserve">a negative number</w:t>
@@ -3144,6 +3154,7 @@
     </w:tbl>
     <w:p>
       <w:pPr>
+        <w:pStyle w:val="Heading2"/>
         <w:keepNext/>
         <w:pBdr>
           <w:bottom w:val="single" w:sz="8" w:space="3" w:color="003A70"/>
@@ -3159,7 +3170,7 @@
           <w:b/>
           <w:color w:val="003A70"/>
           <w:spacing w:val="14"/>
-          <w:sz w:val="21"/>
+          <w:sz w:val="22"/>
           <w:szCs w:val="21"/>
         </w:rPr>
         <w:t xml:space="preserve">PRACTICE</w:t>
@@ -3178,7 +3189,7 @@
           <w:rFonts w:ascii="Avenir Next" w:hAnsi="Avenir Next" w:cs="Avenir Next" w:eastAsia="Avenir Next"/>
           <w:i/>
           <w:color w:val="5A5F66"/>
-          <w:sz w:val="17"/>
+          <w:sz w:val="22"/>
           <w:szCs w:val="17"/>
         </w:rPr>
         <w:t xml:space="preserve">show your work · label units</w:t>
@@ -3650,25 +3661,25 @@
                 <w:rFonts w:ascii="Avenir Next" w:hAnsi="Avenir Next" w:cs="Avenir Next" w:eastAsia="Avenir Next"/>
                 <w:b/>
                 <w:color w:val="003A70"/>
+                <w:sz w:val="22"/>
+                <w:szCs w:val="18"/>
+              </w:rPr>
+              <w:t xml:space="preserve">Step 1</w:t>
+            </w:r>
+            <w:r>
+              <w:rPr>
+                <w:rFonts w:ascii="Avenir Next" w:hAnsi="Avenir Next" w:cs="Avenir Next" w:eastAsia="Avenir Next"/>
+                <w:color w:val="1A1A1A"/>
                 <w:sz w:val="18"/>
                 <w:szCs w:val="18"/>
               </w:rPr>
-              <w:t xml:space="preserve">Step 1</w:t>
-            </w:r>
-            <w:r>
-              <w:rPr>
-                <w:rFonts w:ascii="Avenir Next" w:hAnsi="Avenir Next" w:cs="Avenir Next" w:eastAsia="Avenir Next"/>
-                <w:color w:val="1A1A1A"/>
-                <w:sz w:val="18"/>
-                <w:szCs w:val="18"/>
-              </w:rPr>
               <w:tab/>
             </w:r>
             <w:r>
               <w:rPr>
                 <w:rFonts w:ascii="Avenir Next" w:hAnsi="Avenir Next" w:cs="Avenir Next" w:eastAsia="Avenir Next"/>
                 <w:color w:val="1A1A1A"/>
-                <w:sz w:val="21"/>
+                <w:sz w:val="22"/>
                 <w:szCs w:val="21"/>
               </w:rPr>
               <w:t xml:space="preserve">Read −(−9) as “the opposite of −9.”</w:t>
@@ -3688,25 +3699,25 @@
                 <w:rFonts w:ascii="Avenir Next" w:hAnsi="Avenir Next" w:cs="Avenir Next" w:eastAsia="Avenir Next"/>
                 <w:b/>
                 <w:color w:val="003A70"/>
+                <w:sz w:val="22"/>
+                <w:szCs w:val="18"/>
+              </w:rPr>
+              <w:t xml:space="preserve">Step 2</w:t>
+            </w:r>
+            <w:r>
+              <w:rPr>
+                <w:rFonts w:ascii="Avenir Next" w:hAnsi="Avenir Next" w:cs="Avenir Next" w:eastAsia="Avenir Next"/>
+                <w:color w:val="1A1A1A"/>
                 <w:sz w:val="18"/>
                 <w:szCs w:val="18"/>
               </w:rPr>
-              <w:t xml:space="preserve">Step 2</w:t>
-            </w:r>
-            <w:r>
-              <w:rPr>
-                <w:rFonts w:ascii="Avenir Next" w:hAnsi="Avenir Next" w:cs="Avenir Next" w:eastAsia="Avenir Next"/>
-                <w:color w:val="1A1A1A"/>
-                <w:sz w:val="18"/>
-                <w:szCs w:val="18"/>
-              </w:rPr>
               <w:tab/>
             </w:r>
             <w:r>
               <w:rPr>
                 <w:rFonts w:ascii="Avenir Next" w:hAnsi="Avenir Next" w:cs="Avenir Next" w:eastAsia="Avenir Next"/>
                 <w:color w:val="1A1A1A"/>
-                <w:sz w:val="21"/>
+                <w:sz w:val="22"/>
                 <w:szCs w:val="21"/>
               </w:rPr>
               <w:t xml:space="preserve">Flip to the other side of 0.</w:t>
@@ -4092,25 +4103,25 @@
                 <w:rFonts w:ascii="Avenir Next" w:hAnsi="Avenir Next" w:cs="Avenir Next" w:eastAsia="Avenir Next"/>
                 <w:b/>
                 <w:color w:val="003A70"/>
+                <w:sz w:val="22"/>
+                <w:szCs w:val="18"/>
+              </w:rPr>
+              <w:t xml:space="preserve">Step 1</w:t>
+            </w:r>
+            <w:r>
+              <w:rPr>
+                <w:rFonts w:ascii="Avenir Next" w:hAnsi="Avenir Next" w:cs="Avenir Next" w:eastAsia="Avenir Next"/>
+                <w:color w:val="1A1A1A"/>
                 <w:sz w:val="18"/>
                 <w:szCs w:val="18"/>
               </w:rPr>
-              <w:t xml:space="preserve">Step 1</w:t>
-            </w:r>
-            <w:r>
-              <w:rPr>
-                <w:rFonts w:ascii="Avenir Next" w:hAnsi="Avenir Next" w:cs="Avenir Next" w:eastAsia="Avenir Next"/>
-                <w:color w:val="1A1A1A"/>
-                <w:sz w:val="18"/>
-                <w:szCs w:val="18"/>
-              </w:rPr>
               <w:tab/>
             </w:r>
             <w:r>
               <w:rPr>
                 <w:rFonts w:ascii="Avenir Next" w:hAnsi="Avenir Next" w:cs="Avenir Next" w:eastAsia="Avenir Next"/>
                 <w:color w:val="1A1A1A"/>
-                <w:sz w:val="21"/>
+                <w:sz w:val="22"/>
                 <w:szCs w:val="21"/>
               </w:rPr>
               <w:t xml:space="preserve">Mark A at −3.</w:t>
@@ -4130,25 +4141,25 @@
                 <w:rFonts w:ascii="Avenir Next" w:hAnsi="Avenir Next" w:cs="Avenir Next" w:eastAsia="Avenir Next"/>
                 <w:b/>
                 <w:color w:val="003A70"/>
+                <w:sz w:val="22"/>
+                <w:szCs w:val="18"/>
+              </w:rPr>
+              <w:t xml:space="preserve">Step 2</w:t>
+            </w:r>
+            <w:r>
+              <w:rPr>
+                <w:rFonts w:ascii="Avenir Next" w:hAnsi="Avenir Next" w:cs="Avenir Next" w:eastAsia="Avenir Next"/>
+                <w:color w:val="1A1A1A"/>
                 <w:sz w:val="18"/>
                 <w:szCs w:val="18"/>
               </w:rPr>
-              <w:t xml:space="preserve">Step 2</w:t>
-            </w:r>
-            <w:r>
-              <w:rPr>
-                <w:rFonts w:ascii="Avenir Next" w:hAnsi="Avenir Next" w:cs="Avenir Next" w:eastAsia="Avenir Next"/>
-                <w:color w:val="1A1A1A"/>
-                <w:sz w:val="18"/>
-                <w:szCs w:val="18"/>
-              </w:rPr>
               <w:tab/>
             </w:r>
             <w:r>
               <w:rPr>
                 <w:rFonts w:ascii="Avenir Next" w:hAnsi="Avenir Next" w:cs="Avenir Next" w:eastAsia="Avenir Next"/>
                 <w:color w:val="1A1A1A"/>
-                <w:sz w:val="21"/>
+                <w:sz w:val="22"/>
                 <w:szCs w:val="21"/>
               </w:rPr>
               <w:t xml:space="preserve">B is the same distance from 0 on the other side.</w:t>
@@ -4168,25 +4179,25 @@
                 <w:rFonts w:ascii="Avenir Next" w:hAnsi="Avenir Next" w:cs="Avenir Next" w:eastAsia="Avenir Next"/>
                 <w:b/>
                 <w:color w:val="003A70"/>
+                <w:sz w:val="22"/>
+                <w:szCs w:val="18"/>
+              </w:rPr>
+              <w:t xml:space="preserve">Step 3</w:t>
+            </w:r>
+            <w:r>
+              <w:rPr>
+                <w:rFonts w:ascii="Avenir Next" w:hAnsi="Avenir Next" w:cs="Avenir Next" w:eastAsia="Avenir Next"/>
+                <w:color w:val="1A1A1A"/>
                 <w:sz w:val="18"/>
                 <w:szCs w:val="18"/>
               </w:rPr>
-              <w:t xml:space="preserve">Step 3</w:t>
-            </w:r>
-            <w:r>
-              <w:rPr>
-                <w:rFonts w:ascii="Avenir Next" w:hAnsi="Avenir Next" w:cs="Avenir Next" w:eastAsia="Avenir Next"/>
-                <w:color w:val="1A1A1A"/>
-                <w:sz w:val="18"/>
-                <w:szCs w:val="18"/>
-              </w:rPr>
               <w:tab/>
             </w:r>
             <w:r>
               <w:rPr>
                 <w:rFonts w:ascii="Avenir Next" w:hAnsi="Avenir Next" w:cs="Avenir Next" w:eastAsia="Avenir Next"/>
                 <w:color w:val="1A1A1A"/>
-                <w:sz w:val="21"/>
+                <w:sz w:val="22"/>
                 <w:szCs w:val="21"/>
               </w:rPr>
               <w:t xml:space="preserve">C is the opposite of B.</w:t>
@@ -4202,7 +4213,7 @@
               <w:drawing>
                 <wp:inline distT="0" distB="0" distL="0" distR="0">
                   <wp:extent cx="4572000" cy="566928"/>
-                  <wp:docPr id="3" name="Figure 3"/>
+                  <wp:docPr id="3" name="Figure 3" descr="Number line from -5 to 5, ticks every 1."/>
                   <a:graphic xmlns:a="http://schemas.openxmlformats.org/drawingml/2006/main">
                     <a:graphicData uri="http://schemas.openxmlformats.org/drawingml/2006/picture">
                       <pic:pic xmlns:pic="http://schemas.openxmlformats.org/drawingml/2006/picture">
@@ -4621,7 +4632,7 @@
                 <w:rFonts w:ascii="Avenir Next" w:hAnsi="Avenir Next" w:cs="Avenir Next" w:eastAsia="Avenir Next"/>
                 <w:b/>
                 <w:color w:val="003A70"/>
-                <w:sz w:val="17"/>
+                <w:sz w:val="22"/>
                 <w:szCs w:val="17"/>
               </w:rPr>
               <w:t xml:space="preserve">Frame  </w:t>
@@ -4631,10 +4642,30 @@
                 <w:rFonts w:ascii="Avenir Next" w:hAnsi="Avenir Next" w:cs="Avenir Next" w:eastAsia="Avenir Next"/>
                 <w:i/>
                 <w:color w:val="1A1A1A"/>
+                <w:sz w:val="22"/>
+                <w:szCs w:val="18"/>
+              </w:rPr>
+              <w:t xml:space="preserve">Marcus is </w:t>
+            </w:r>
+            <w:r>
+              <w:rPr>
+                <w:rFonts w:ascii="Avenir Next" w:hAnsi="Avenir Next" w:cs="Avenir Next" w:eastAsia="Avenir Next"/>
+                <w:color w:val="1A1A1A"/>
                 <w:sz w:val="18"/>
                 <w:szCs w:val="18"/>
-              </w:rPr>
-              <w:t xml:space="preserve">Marcus is </w:t>
+                <w:u w:val="single"/>
+              </w:rPr>
+              <w:t xml:space="preserve">      </w:t>
+            </w:r>
+            <w:r>
+              <w:rPr>
+                <w:rFonts w:ascii="Avenir Next" w:hAnsi="Avenir Next" w:cs="Avenir Next" w:eastAsia="Avenir Next"/>
+                <w:i/>
+                <w:color w:val="1A1A1A"/>
+                <w:sz w:val="22"/>
+                <w:szCs w:val="18"/>
+              </w:rPr>
+              <w:t xml:space="preserve">. For example, the opposite of </w:t>
             </w:r>
             <w:r>
               <w:rPr>
@@ -4651,10 +4682,30 @@
                 <w:rFonts w:ascii="Avenir Next" w:hAnsi="Avenir Next" w:cs="Avenir Next" w:eastAsia="Avenir Next"/>
                 <w:i/>
                 <w:color w:val="1A1A1A"/>
+                <w:sz w:val="22"/>
+                <w:szCs w:val="18"/>
+              </w:rPr>
+              <w:t xml:space="preserve"> is </w:t>
+            </w:r>
+            <w:r>
+              <w:rPr>
+                <w:rFonts w:ascii="Avenir Next" w:hAnsi="Avenir Next" w:cs="Avenir Next" w:eastAsia="Avenir Next"/>
+                <w:color w:val="1A1A1A"/>
                 <w:sz w:val="18"/>
                 <w:szCs w:val="18"/>
-              </w:rPr>
-              <w:t xml:space="preserve">. For example, the opposite of </w:t>
+                <w:u w:val="single"/>
+              </w:rPr>
+              <w:t xml:space="preserve">      </w:t>
+            </w:r>
+            <w:r>
+              <w:rPr>
+                <w:rFonts w:ascii="Avenir Next" w:hAnsi="Avenir Next" w:cs="Avenir Next" w:eastAsia="Avenir Next"/>
+                <w:i/>
+                <w:color w:val="1A1A1A"/>
+                <w:sz w:val="22"/>
+                <w:szCs w:val="18"/>
+              </w:rPr>
+              <w:t xml:space="preserve">, which is </w:t>
             </w:r>
             <w:r>
               <w:rPr>
@@ -4671,47 +4722,7 @@
                 <w:rFonts w:ascii="Avenir Next" w:hAnsi="Avenir Next" w:cs="Avenir Next" w:eastAsia="Avenir Next"/>
                 <w:i/>
                 <w:color w:val="1A1A1A"/>
-                <w:sz w:val="18"/>
-                <w:szCs w:val="18"/>
-              </w:rPr>
-              <w:t xml:space="preserve"> is </w:t>
-            </w:r>
-            <w:r>
-              <w:rPr>
-                <w:rFonts w:ascii="Avenir Next" w:hAnsi="Avenir Next" w:cs="Avenir Next" w:eastAsia="Avenir Next"/>
-                <w:color w:val="1A1A1A"/>
-                <w:sz w:val="18"/>
-                <w:szCs w:val="18"/>
-                <w:u w:val="single"/>
-              </w:rPr>
-              <w:t xml:space="preserve">      </w:t>
-            </w:r>
-            <w:r>
-              <w:rPr>
-                <w:rFonts w:ascii="Avenir Next" w:hAnsi="Avenir Next" w:cs="Avenir Next" w:eastAsia="Avenir Next"/>
-                <w:i/>
-                <w:color w:val="1A1A1A"/>
-                <w:sz w:val="18"/>
-                <w:szCs w:val="18"/>
-              </w:rPr>
-              <w:t xml:space="preserve">, which is </w:t>
-            </w:r>
-            <w:r>
-              <w:rPr>
-                <w:rFonts w:ascii="Avenir Next" w:hAnsi="Avenir Next" w:cs="Avenir Next" w:eastAsia="Avenir Next"/>
-                <w:color w:val="1A1A1A"/>
-                <w:sz w:val="18"/>
-                <w:szCs w:val="18"/>
-                <w:u w:val="single"/>
-              </w:rPr>
-              <w:t xml:space="preserve">      </w:t>
-            </w:r>
-            <w:r>
-              <w:rPr>
-                <w:rFonts w:ascii="Avenir Next" w:hAnsi="Avenir Next" w:cs="Avenir Next" w:eastAsia="Avenir Next"/>
-                <w:i/>
-                <w:color w:val="1A1A1A"/>
-                <w:sz w:val="18"/>
+                <w:sz w:val="22"/>
                 <w:szCs w:val="18"/>
               </w:rPr>
               <w:t xml:space="preserve">.</w:t>
@@ -4798,6 +4809,7 @@
     </w:p>
     <w:p>
       <w:pPr>
+        <w:pStyle w:val="Heading2"/>
         <w:keepNext/>
         <w:pBdr>
           <w:bottom w:val="single" w:sz="8" w:space="3" w:color="003A70"/>
@@ -4813,7 +4825,7 @@
           <w:b/>
           <w:color w:val="003A70"/>
           <w:spacing w:val="14"/>
-          <w:sz w:val="21"/>
+          <w:sz w:val="22"/>
           <w:szCs w:val="21"/>
         </w:rPr>
         <w:t xml:space="preserve">TEST PRACTICE</w:t>
@@ -4832,7 +4844,7 @@
           <w:rFonts w:ascii="Avenir Next" w:hAnsi="Avenir Next" w:cs="Avenir Next" w:eastAsia="Avenir Next"/>
           <w:i/>
           <w:color w:val="5A5F66"/>
-          <w:sz w:val="17"/>
+          <w:sz w:val="22"/>
           <w:szCs w:val="17"/>
         </w:rPr>
         <w:t xml:space="preserve">choose the best answer</w:t>
@@ -4964,25 +4976,25 @@
                       <w:rFonts w:ascii="Avenir Next" w:hAnsi="Avenir Next" w:cs="Avenir Next" w:eastAsia="Avenir Next"/>
                       <w:b/>
                       <w:color w:val="003A70"/>
+                      <w:sz w:val="22"/>
+                      <w:szCs w:val="21"/>
+                    </w:rPr>
+                    <w:t xml:space="preserve">A</w:t>
+                  </w:r>
+                  <w:r>
+                    <w:rPr>
+                      <w:rFonts w:ascii="Avenir Next" w:hAnsi="Avenir Next" w:cs="Avenir Next" w:eastAsia="Avenir Next"/>
+                      <w:color w:val="1A1A1A"/>
                       <w:sz w:val="21"/>
                       <w:szCs w:val="21"/>
                     </w:rPr>
-                    <w:t xml:space="preserve">A</w:t>
-                  </w:r>
-                  <w:r>
-                    <w:rPr>
-                      <w:rFonts w:ascii="Avenir Next" w:hAnsi="Avenir Next" w:cs="Avenir Next" w:eastAsia="Avenir Next"/>
-                      <w:color w:val="1A1A1A"/>
-                      <w:sz w:val="21"/>
-                      <w:szCs w:val="21"/>
-                    </w:rPr>
                     <w:tab/>
                   </w:r>
                   <w:r>
                     <w:rPr>
                       <w:rFonts w:ascii="Avenir Next" w:hAnsi="Avenir Next" w:cs="Avenir Next" w:eastAsia="Avenir Next"/>
                       <w:color w:val="1A1A1A"/>
-                      <w:sz w:val="21"/>
+                      <w:sz w:val="22"/>
                       <w:szCs w:val="21"/>
                     </w:rPr>
                     <w:t xml:space="preserve">18</w:t>
@@ -5007,25 +5019,25 @@
                       <w:rFonts w:ascii="Avenir Next" w:hAnsi="Avenir Next" w:cs="Avenir Next" w:eastAsia="Avenir Next"/>
                       <w:b/>
                       <w:color w:val="003A70"/>
+                      <w:sz w:val="22"/>
+                      <w:szCs w:val="21"/>
+                    </w:rPr>
+                    <w:t xml:space="preserve">B</w:t>
+                  </w:r>
+                  <w:r>
+                    <w:rPr>
+                      <w:rFonts w:ascii="Avenir Next" w:hAnsi="Avenir Next" w:cs="Avenir Next" w:eastAsia="Avenir Next"/>
+                      <w:color w:val="1A1A1A"/>
                       <w:sz w:val="21"/>
                       <w:szCs w:val="21"/>
                     </w:rPr>
-                    <w:t xml:space="preserve">B</w:t>
-                  </w:r>
-                  <w:r>
-                    <w:rPr>
-                      <w:rFonts w:ascii="Avenir Next" w:hAnsi="Avenir Next" w:cs="Avenir Next" w:eastAsia="Avenir Next"/>
-                      <w:color w:val="1A1A1A"/>
-                      <w:sz w:val="21"/>
-                      <w:szCs w:val="21"/>
-                    </w:rPr>
                     <w:tab/>
                   </w:r>
                   <w:r>
                     <w:rPr>
                       <w:rFonts w:ascii="Avenir Next" w:hAnsi="Avenir Next" w:cs="Avenir Next" w:eastAsia="Avenir Next"/>
                       <w:color w:val="1A1A1A"/>
-                      <w:sz w:val="21"/>
+                      <w:sz w:val="22"/>
                       <w:szCs w:val="21"/>
                     </w:rPr>
                     <w:t xml:space="preserve">−18</w:t>
@@ -5050,25 +5062,25 @@
                       <w:rFonts w:ascii="Avenir Next" w:hAnsi="Avenir Next" w:cs="Avenir Next" w:eastAsia="Avenir Next"/>
                       <w:b/>
                       <w:color w:val="003A70"/>
+                      <w:sz w:val="22"/>
+                      <w:szCs w:val="21"/>
+                    </w:rPr>
+                    <w:t xml:space="preserve">C</w:t>
+                  </w:r>
+                  <w:r>
+                    <w:rPr>
+                      <w:rFonts w:ascii="Avenir Next" w:hAnsi="Avenir Next" w:cs="Avenir Next" w:eastAsia="Avenir Next"/>
+                      <w:color w:val="1A1A1A"/>
                       <w:sz w:val="21"/>
                       <w:szCs w:val="21"/>
                     </w:rPr>
-                    <w:t xml:space="preserve">C</w:t>
-                  </w:r>
-                  <w:r>
-                    <w:rPr>
-                      <w:rFonts w:ascii="Avenir Next" w:hAnsi="Avenir Next" w:cs="Avenir Next" w:eastAsia="Avenir Next"/>
-                      <w:color w:val="1A1A1A"/>
-                      <w:sz w:val="21"/>
-                      <w:szCs w:val="21"/>
-                    </w:rPr>
                     <w:tab/>
                   </w:r>
                   <w:r>
                     <w:rPr>
                       <w:rFonts w:ascii="Avenir Next" w:hAnsi="Avenir Next" w:cs="Avenir Next" w:eastAsia="Avenir Next"/>
                       <w:color w:val="1A1A1A"/>
-                      <w:sz w:val="21"/>
+                      <w:sz w:val="22"/>
                       <w:szCs w:val="21"/>
                     </w:rPr>
                     <w:t xml:space="preserve">−(−18)</w:t>
@@ -5093,25 +5105,25 @@
                       <w:rFonts w:ascii="Avenir Next" w:hAnsi="Avenir Next" w:cs="Avenir Next" w:eastAsia="Avenir Next"/>
                       <w:b/>
                       <w:color w:val="003A70"/>
+                      <w:sz w:val="22"/>
+                      <w:szCs w:val="21"/>
+                    </w:rPr>
+                    <w:t xml:space="preserve">D</w:t>
+                  </w:r>
+                  <w:r>
+                    <w:rPr>
+                      <w:rFonts w:ascii="Avenir Next" w:hAnsi="Avenir Next" w:cs="Avenir Next" w:eastAsia="Avenir Next"/>
+                      <w:color w:val="1A1A1A"/>
                       <w:sz w:val="21"/>
                       <w:szCs w:val="21"/>
                     </w:rPr>
-                    <w:t xml:space="preserve">D</w:t>
-                  </w:r>
-                  <w:r>
-                    <w:rPr>
-                      <w:rFonts w:ascii="Avenir Next" w:hAnsi="Avenir Next" w:cs="Avenir Next" w:eastAsia="Avenir Next"/>
-                      <w:color w:val="1A1A1A"/>
-                      <w:sz w:val="21"/>
-                      <w:szCs w:val="21"/>
-                    </w:rPr>
                     <w:tab/>
                   </w:r>
                   <w:r>
                     <w:rPr>
                       <w:rFonts w:ascii="Avenir Next" w:hAnsi="Avenir Next" w:cs="Avenir Next" w:eastAsia="Avenir Next"/>
                       <w:color w:val="1A1A1A"/>
-                      <w:sz w:val="21"/>
+                      <w:sz w:val="22"/>
                       <w:szCs w:val="21"/>
                     </w:rPr>
                     <w:t xml:space="preserve">0</w:t>
@@ -5259,25 +5271,25 @@
                       <w:rFonts w:ascii="Avenir Next" w:hAnsi="Avenir Next" w:cs="Avenir Next" w:eastAsia="Avenir Next"/>
                       <w:b/>
                       <w:color w:val="003A70"/>
+                      <w:sz w:val="22"/>
+                      <w:szCs w:val="21"/>
+                    </w:rPr>
+                    <w:t xml:space="preserve">A</w:t>
+                  </w:r>
+                  <w:r>
+                    <w:rPr>
+                      <w:rFonts w:ascii="Avenir Next" w:hAnsi="Avenir Next" w:cs="Avenir Next" w:eastAsia="Avenir Next"/>
+                      <w:color w:val="1A1A1A"/>
                       <w:sz w:val="21"/>
                       <w:szCs w:val="21"/>
                     </w:rPr>
-                    <w:t xml:space="preserve">A</w:t>
-                  </w:r>
-                  <w:r>
-                    <w:rPr>
-                      <w:rFonts w:ascii="Avenir Next" w:hAnsi="Avenir Next" w:cs="Avenir Next" w:eastAsia="Avenir Next"/>
-                      <w:color w:val="1A1A1A"/>
-                      <w:sz w:val="21"/>
-                      <w:szCs w:val="21"/>
-                    </w:rPr>
                     <w:tab/>
                   </w:r>
                   <w:r>
                     <w:rPr>
                       <w:rFonts w:ascii="Avenir Next" w:hAnsi="Avenir Next" w:cs="Avenir Next" w:eastAsia="Avenir Next"/>
                       <w:color w:val="1A1A1A"/>
-                      <w:sz w:val="21"/>
+                      <w:sz w:val="22"/>
                       <w:szCs w:val="21"/>
                     </w:rPr>
                     <w:t xml:space="preserve">−(−11) = −11</w:t>
@@ -5302,25 +5314,25 @@
                       <w:rFonts w:ascii="Avenir Next" w:hAnsi="Avenir Next" w:cs="Avenir Next" w:eastAsia="Avenir Next"/>
                       <w:b/>
                       <w:color w:val="003A70"/>
+                      <w:sz w:val="22"/>
+                      <w:szCs w:val="21"/>
+                    </w:rPr>
+                    <w:t xml:space="preserve">B</w:t>
+                  </w:r>
+                  <w:r>
+                    <w:rPr>
+                      <w:rFonts w:ascii="Avenir Next" w:hAnsi="Avenir Next" w:cs="Avenir Next" w:eastAsia="Avenir Next"/>
+                      <w:color w:val="1A1A1A"/>
                       <w:sz w:val="21"/>
                       <w:szCs w:val="21"/>
                     </w:rPr>
-                    <w:t xml:space="preserve">B</w:t>
-                  </w:r>
-                  <w:r>
-                    <w:rPr>
-                      <w:rFonts w:ascii="Avenir Next" w:hAnsi="Avenir Next" w:cs="Avenir Next" w:eastAsia="Avenir Next"/>
-                      <w:color w:val="1A1A1A"/>
-                      <w:sz w:val="21"/>
-                      <w:szCs w:val="21"/>
-                    </w:rPr>
                     <w:tab/>
                   </w:r>
                   <w:r>
                     <w:rPr>
                       <w:rFonts w:ascii="Avenir Next" w:hAnsi="Avenir Next" w:cs="Avenir Next" w:eastAsia="Avenir Next"/>
                       <w:color w:val="1A1A1A"/>
-                      <w:sz w:val="21"/>
+                      <w:sz w:val="22"/>
                       <w:szCs w:val="21"/>
                     </w:rPr>
                     <w:t xml:space="preserve">−(−11) = 11</w:t>
@@ -5345,25 +5357,25 @@
                       <w:rFonts w:ascii="Avenir Next" w:hAnsi="Avenir Next" w:cs="Avenir Next" w:eastAsia="Avenir Next"/>
                       <w:b/>
                       <w:color w:val="003A70"/>
+                      <w:sz w:val="22"/>
+                      <w:szCs w:val="21"/>
+                    </w:rPr>
+                    <w:t xml:space="preserve">C</w:t>
+                  </w:r>
+                  <w:r>
+                    <w:rPr>
+                      <w:rFonts w:ascii="Avenir Next" w:hAnsi="Avenir Next" w:cs="Avenir Next" w:eastAsia="Avenir Next"/>
+                      <w:color w:val="1A1A1A"/>
                       <w:sz w:val="21"/>
                       <w:szCs w:val="21"/>
                     </w:rPr>
-                    <w:t xml:space="preserve">C</w:t>
-                  </w:r>
-                  <w:r>
-                    <w:rPr>
-                      <w:rFonts w:ascii="Avenir Next" w:hAnsi="Avenir Next" w:cs="Avenir Next" w:eastAsia="Avenir Next"/>
-                      <w:color w:val="1A1A1A"/>
-                      <w:sz w:val="21"/>
-                      <w:szCs w:val="21"/>
-                    </w:rPr>
                     <w:tab/>
                   </w:r>
                   <w:r>
                     <w:rPr>
                       <w:rFonts w:ascii="Avenir Next" w:hAnsi="Avenir Next" w:cs="Avenir Next" w:eastAsia="Avenir Next"/>
                       <w:color w:val="1A1A1A"/>
-                      <w:sz w:val="21"/>
+                      <w:sz w:val="22"/>
                       <w:szCs w:val="21"/>
                     </w:rPr>
                     <w:t xml:space="preserve">−(11) = 11</w:t>
@@ -5388,25 +5400,25 @@
                       <w:rFonts w:ascii="Avenir Next" w:hAnsi="Avenir Next" w:cs="Avenir Next" w:eastAsia="Avenir Next"/>
                       <w:b/>
                       <w:color w:val="003A70"/>
+                      <w:sz w:val="22"/>
+                      <w:szCs w:val="21"/>
+                    </w:rPr>
+                    <w:t xml:space="preserve">D</w:t>
+                  </w:r>
+                  <w:r>
+                    <w:rPr>
+                      <w:rFonts w:ascii="Avenir Next" w:hAnsi="Avenir Next" w:cs="Avenir Next" w:eastAsia="Avenir Next"/>
+                      <w:color w:val="1A1A1A"/>
                       <w:sz w:val="21"/>
                       <w:szCs w:val="21"/>
                     </w:rPr>
-                    <w:t xml:space="preserve">D</w:t>
-                  </w:r>
-                  <w:r>
-                    <w:rPr>
-                      <w:rFonts w:ascii="Avenir Next" w:hAnsi="Avenir Next" w:cs="Avenir Next" w:eastAsia="Avenir Next"/>
-                      <w:color w:val="1A1A1A"/>
-                      <w:sz w:val="21"/>
-                      <w:szCs w:val="21"/>
-                    </w:rPr>
                     <w:tab/>
                   </w:r>
                   <w:r>
                     <w:rPr>
                       <w:rFonts w:ascii="Avenir Next" w:hAnsi="Avenir Next" w:cs="Avenir Next" w:eastAsia="Avenir Next"/>
                       <w:color w:val="1A1A1A"/>
-                      <w:sz w:val="21"/>
+                      <w:sz w:val="22"/>
                       <w:szCs w:val="21"/>
                     </w:rPr>
                     <w:t xml:space="preserve">−(0) = 1</w:t>
@@ -5472,6 +5484,7 @@
           </w:tcPr>
           <w:p>
             <w:pPr>
+              <w:pStyle w:val="Heading2"/>
               <w:spacing w:before="0" w:after="0" w:line="240" w:lineRule="auto"/>
             </w:pPr>
             <w:r>
@@ -5509,7 +5522,7 @@
               <w:rPr>
                 <w:rFonts w:ascii="Avenir Next" w:hAnsi="Avenir Next" w:cs="Avenir Next" w:eastAsia="Avenir Next"/>
                 <w:color w:val="1A1A1A"/>
-                <w:sz w:val="17"/>
+                <w:sz w:val="22"/>
                 <w:szCs w:val="17"/>
               </w:rPr>
               <w:t xml:space="preserve">  I can do this on my own</w:t>
@@ -5538,7 +5551,7 @@
               <w:rPr>
                 <w:rFonts w:ascii="Avenir Next" w:hAnsi="Avenir Next" w:cs="Avenir Next" w:eastAsia="Avenir Next"/>
                 <w:color w:val="1A1A1A"/>
-                <w:sz w:val="17"/>
+                <w:sz w:val="22"/>
                 <w:szCs w:val="17"/>
               </w:rPr>
               <w:t xml:space="preserve">  I need a little help</w:t>
@@ -5567,7 +5580,7 @@
               <w:rPr>
                 <w:rFonts w:ascii="Avenir Next" w:hAnsi="Avenir Next" w:cs="Avenir Next" w:eastAsia="Avenir Next"/>
                 <w:color w:val="1A1A1A"/>
-                <w:sz w:val="17"/>
+                <w:sz w:val="22"/>
                 <w:szCs w:val="17"/>
               </w:rPr>
               <w:t xml:space="preserve">  I have a question about #</w:t>
@@ -5605,7 +5618,7 @@
         <w:rPr>
           <w:rFonts w:ascii="Avenir Next" w:hAnsi="Avenir Next" w:cs="Avenir Next" w:eastAsia="Avenir Next"/>
           <w:color w:val="5A5F66"/>
-          <w:sz w:val="17"/>
+          <w:sz w:val="22"/>
           <w:szCs w:val="17"/>
         </w:rPr>
         <w:t xml:space="preserve">Tell someone at home a money story with a negative number. Ask what 0 means in it.</w:t>
@@ -5699,7 +5712,106 @@
               <w:sz w:val="15"/>
               <w:szCs w:val="15"/>
             </w:rPr>
-            <w:t xml:space="preserve">Lesson 7-1  ·  Homework Packet  ·  Level 1</w:t>
+            <w:t xml:space="preserve">7-1 · Page </w:t>
+          </w:r>
+          <w:r>
+            <w:rPr>
+              <w:rFonts w:ascii="Avenir Next" w:hAnsi="Avenir Next" w:cs="Avenir Next" w:eastAsia="Avenir Next"/>
+              <w:color w:val="5A5F66"/>
+              <w:sz w:val="15"/>
+              <w:szCs w:val="15"/>
+            </w:rPr>
+            <w:fldChar w:fldCharType="begin"/>
+          </w:r>
+          <w:r>
+            <w:rPr>
+              <w:rFonts w:ascii="Avenir Next" w:hAnsi="Avenir Next" w:cs="Avenir Next" w:eastAsia="Avenir Next"/>
+              <w:color w:val="5A5F66"/>
+              <w:sz w:val="15"/>
+              <w:szCs w:val="15"/>
+            </w:rPr>
+            <w:instrText xml:space="preserve"> PAGE </w:instrText>
+          </w:r>
+          <w:r>
+            <w:rPr>
+              <w:rFonts w:ascii="Avenir Next" w:hAnsi="Avenir Next" w:cs="Avenir Next" w:eastAsia="Avenir Next"/>
+              <w:color w:val="5A5F66"/>
+              <w:sz w:val="15"/>
+              <w:szCs w:val="15"/>
+            </w:rPr>
+            <w:fldChar w:fldCharType="separate"/>
+          </w:r>
+          <w:r>
+            <w:rPr>
+              <w:rFonts w:ascii="Avenir Next" w:hAnsi="Avenir Next" w:cs="Avenir Next" w:eastAsia="Avenir Next"/>
+              <w:color w:val="5A5F66"/>
+              <w:sz w:val="15"/>
+              <w:szCs w:val="15"/>
+            </w:rPr>
+            <w:t xml:space="preserve">1</w:t>
+          </w:r>
+          <w:r>
+            <w:rPr>
+              <w:rFonts w:ascii="Avenir Next" w:hAnsi="Avenir Next" w:cs="Avenir Next" w:eastAsia="Avenir Next"/>
+              <w:color w:val="5A5F66"/>
+              <w:sz w:val="15"/>
+              <w:szCs w:val="15"/>
+            </w:rPr>
+            <w:fldChar w:fldCharType="end"/>
+          </w:r>
+          <w:r>
+            <w:rPr>
+              <w:rFonts w:ascii="Avenir Next" w:hAnsi="Avenir Next" w:cs="Avenir Next" w:eastAsia="Avenir Next"/>
+              <w:color w:val="5A5F66"/>
+              <w:sz w:val="15"/>
+              <w:szCs w:val="15"/>
+            </w:rPr>
+            <w:t xml:space="preserve"> of </w:t>
+          </w:r>
+          <w:r>
+            <w:rPr>
+              <w:rFonts w:ascii="Avenir Next" w:hAnsi="Avenir Next" w:cs="Avenir Next" w:eastAsia="Avenir Next"/>
+              <w:color w:val="5A5F66"/>
+              <w:sz w:val="15"/>
+              <w:szCs w:val="15"/>
+            </w:rPr>
+            <w:fldChar w:fldCharType="begin"/>
+          </w:r>
+          <w:r>
+            <w:rPr>
+              <w:rFonts w:ascii="Avenir Next" w:hAnsi="Avenir Next" w:cs="Avenir Next" w:eastAsia="Avenir Next"/>
+              <w:color w:val="5A5F66"/>
+              <w:sz w:val="15"/>
+              <w:szCs w:val="15"/>
+            </w:rPr>
+            <w:instrText xml:space="preserve"> NUMPAGES </w:instrText>
+          </w:r>
+          <w:r>
+            <w:rPr>
+              <w:rFonts w:ascii="Avenir Next" w:hAnsi="Avenir Next" w:cs="Avenir Next" w:eastAsia="Avenir Next"/>
+              <w:color w:val="5A5F66"/>
+              <w:sz w:val="15"/>
+              <w:szCs w:val="15"/>
+            </w:rPr>
+            <w:fldChar w:fldCharType="separate"/>
+          </w:r>
+          <w:r>
+            <w:rPr>
+              <w:rFonts w:ascii="Avenir Next" w:hAnsi="Avenir Next" w:cs="Avenir Next" w:eastAsia="Avenir Next"/>
+              <w:color w:val="5A5F66"/>
+              <w:sz w:val="15"/>
+              <w:szCs w:val="15"/>
+            </w:rPr>
+            <w:t xml:space="preserve">1</w:t>
+          </w:r>
+          <w:r>
+            <w:rPr>
+              <w:rFonts w:ascii="Avenir Next" w:hAnsi="Avenir Next" w:cs="Avenir Next" w:eastAsia="Avenir Next"/>
+              <w:color w:val="5A5F66"/>
+              <w:sz w:val="15"/>
+              <w:szCs w:val="15"/>
+            </w:rPr>
+            <w:fldChar w:fldCharType="end"/>
           </w:r>
         </w:p>
       </w:tc>
@@ -5742,5 +5854,23 @@
       </w:tblCellMar>
     </w:tblPr>
   </w:style>
+  <w:style w:type="paragraph" w:styleId="Heading1">
+    <w:name w:val="heading 1"/>
+    <w:basedOn w:val="Normal"/>
+    <w:pPr>
+      <w:outlineLvl w:val="0"/>
+      <w:keepNext w:val="0"/>
+      <w:keepLines w:val="0"/>
+    </w:pPr>
+  </w:style>
+  <w:style w:type="paragraph" w:styleId="Heading2">
+    <w:name w:val="heading 2"/>
+    <w:basedOn w:val="Normal"/>
+    <w:pPr>
+      <w:outlineLvl w:val="1"/>
+      <w:keepNext w:val="0"/>
+      <w:keepLines w:val="0"/>
+    </w:pPr>
+  </w:style>
 </w:styles>
 </file>